--- a/data/03_investment_memo/investment_memo_11.docx
+++ b/data/03_investment_memo/investment_memo_11.docx
@@ -21,24 +21,11 @@
     <w:p>
       <w:r>
         <w:br/>
-        <w:t>银嘉信息有限公司 是中国 消费科技 行业的重要企业之一。</w:t>
+        <w:t>从产业链角度看，人工智能 行业主要由上游设备厂商、</w:t>
         <w:br/>
-        <w:t>根据华辰资本 投资委员会 的研究，该公司成立于 2020 年，</w:t>
+        <w:t>中游平台企业以及下游应用厂商组成。</w:t>
         <w:br/>
-        <w:t>目前员工规模约 2026 人。公司近年来持续加大研发投入，</w:t>
-        <w:br/>
-        <w:t>在核心技术方面形成了较强的竞争壁垒。</w:t>
-        <w:br/>
-      </w:r>
-    </w:p>
-    <w:p>
-      <w:r>
-        <w:br/>
-        <w:t>根据内部财务模型测算，华远软件信息有限公司 在未来三年</w:t>
-        <w:br/>
-        <w:t>收入复合增长率预计可达到 34% 左右。</w:t>
-        <w:br/>
-        <w:t>该预测基于行业需求增长以及公司产能扩张计划。</w:t>
+        <w:t>飞利信科技有限公司 主要位于产业链的 中游 环节。</w:t>
         <w:br/>
       </w:r>
     </w:p>
@@ -56,44 +43,11 @@
     <w:p>
       <w:r>
         <w:br/>
-        <w:t>根据内部财务模型测算，兰金电子网络有限公司 在未来三年</w:t>
-        <w:br/>
-        <w:t>收入复合增长率预计可达到 27% 左右。</w:t>
-        <w:br/>
-        <w:t>该预测基于行业需求增长以及公司产能扩张计划。</w:t>
-        <w:br/>
-      </w:r>
-    </w:p>
-    <w:p>
-      <w:r>
-        <w:br/>
-        <w:t>从产业链角度看，人工智能 行业主要由上游设备厂商、</w:t>
+        <w:t>从产业链角度看，医疗科技 行业主要由上游设备厂商、</w:t>
         <w:br/>
         <w:t>中游平台企业以及下游应用厂商组成。</w:t>
         <w:br/>
-        <w:t>信诚致远传媒有限公司 主要位于产业链的 下游 环节。</w:t>
-        <w:br/>
-      </w:r>
-    </w:p>
-    <w:p>
-      <w:r>
-        <w:br/>
-        <w:t>从产业链角度看，人工智能 行业主要由上游设备厂商、</w:t>
-        <w:br/>
-        <w:t>中游平台企业以及下游应用厂商组成。</w:t>
-        <w:br/>
-        <w:t>信诚致远传媒有限公司 主要位于产业链的 上游 环节。</w:t>
-        <w:br/>
-      </w:r>
-    </w:p>
-    <w:p>
-      <w:r>
-        <w:br/>
-        <w:t>从产业链角度看，新能源 行业主要由上游设备厂商、</w:t>
-        <w:br/>
-        <w:t>中游平台企业以及下游应用厂商组成。</w:t>
-        <w:br/>
-        <w:t>飞利信科技有限公司 主要位于产业链的 下游 环节。</w:t>
+        <w:t>迪摩信息有限公司 主要位于产业链的 上游 环节。</w:t>
         <w:br/>
       </w:r>
     </w:p>
@@ -102,732 +56,7 @@
         <w:br/>
         <w:t>华辰资本旗下的 HC Global Macro Fund 在最近的资产配置会议中</w:t>
         <w:br/>
-        <w:t>讨论了 医疗科技 行业的投资机会，并对 创亿信息有限公司</w:t>
-        <w:br/>
-        <w:t>进行了重点评估。</w:t>
-        <w:br/>
-      </w:r>
-    </w:p>
-    <w:tbl>
-      <w:tblPr>
-        <w:tblW w:type="auto" w:w="0"/>
-        <w:tblLook w:firstColumn="1" w:firstRow="1" w:lastColumn="0" w:lastRow="0" w:noHBand="0" w:noVBand="1" w:val="04A0"/>
-      </w:tblPr>
-      <w:tblGrid>
-        <w:gridCol w:w="2160"/>
-        <w:gridCol w:w="2160"/>
-        <w:gridCol w:w="2160"/>
-        <w:gridCol w:w="2160"/>
-      </w:tblGrid>
-      <w:tr>
-        <w:tc>
-          <w:tcPr>
-            <w:tcW w:type="dxa" w:w="2160"/>
-          </w:tcPr>
-          <w:p>
-            <w:r>
-              <w:t>公司</w:t>
-            </w:r>
-          </w:p>
-        </w:tc>
-        <w:tc>
-          <w:tcPr>
-            <w:tcW w:type="dxa" w:w="2160"/>
-          </w:tcPr>
-          <w:p>
-            <w:r>
-              <w:t>行业</w:t>
-            </w:r>
-          </w:p>
-        </w:tc>
-        <w:tc>
-          <w:tcPr>
-            <w:tcW w:type="dxa" w:w="2160"/>
-          </w:tcPr>
-          <w:p>
-            <w:r>
-              <w:t>市值</w:t>
-            </w:r>
-          </w:p>
-        </w:tc>
-        <w:tc>
-          <w:tcPr>
-            <w:tcW w:type="dxa" w:w="2160"/>
-          </w:tcPr>
-          <w:p>
-            <w:r>
-              <w:t>增长率</w:t>
-            </w:r>
-          </w:p>
-        </w:tc>
-      </w:tr>
-      <w:tr>
-        <w:tc>
-          <w:tcPr>
-            <w:tcW w:type="dxa" w:w="2160"/>
-          </w:tcPr>
-          <w:p>
-            <w:r>
-              <w:t>银嘉信息有限公司</w:t>
-            </w:r>
-          </w:p>
-        </w:tc>
-        <w:tc>
-          <w:tcPr>
-            <w:tcW w:type="dxa" w:w="2160"/>
-          </w:tcPr>
-          <w:p>
-            <w:r>
-              <w:t>消费科技</w:t>
-            </w:r>
-          </w:p>
-        </w:tc>
-        <w:tc>
-          <w:tcPr>
-            <w:tcW w:type="dxa" w:w="2160"/>
-          </w:tcPr>
-          <w:p>
-            <w:r>
-              <w:t>305亿</w:t>
-            </w:r>
-          </w:p>
-        </w:tc>
-        <w:tc>
-          <w:tcPr>
-            <w:tcW w:type="dxa" w:w="2160"/>
-          </w:tcPr>
-          <w:p>
-            <w:r>
-              <w:t>11%</w:t>
-            </w:r>
-          </w:p>
-        </w:tc>
-      </w:tr>
-      <w:tr>
-        <w:tc>
-          <w:tcPr>
-            <w:tcW w:type="dxa" w:w="2160"/>
-          </w:tcPr>
-          <w:p>
-            <w:r>
-              <w:t>南康网络有限公司</w:t>
-            </w:r>
-          </w:p>
-        </w:tc>
-        <w:tc>
-          <w:tcPr>
-            <w:tcW w:type="dxa" w:w="2160"/>
-          </w:tcPr>
-          <w:p>
-            <w:r>
-              <w:t>消费科技</w:t>
-            </w:r>
-          </w:p>
-        </w:tc>
-        <w:tc>
-          <w:tcPr>
-            <w:tcW w:type="dxa" w:w="2160"/>
-          </w:tcPr>
-          <w:p>
-            <w:r>
-              <w:t>681亿</w:t>
-            </w:r>
-          </w:p>
-        </w:tc>
-        <w:tc>
-          <w:tcPr>
-            <w:tcW w:type="dxa" w:w="2160"/>
-          </w:tcPr>
-          <w:p>
-            <w:r>
-              <w:t>23%</w:t>
-            </w:r>
-          </w:p>
-        </w:tc>
-      </w:tr>
-      <w:tr>
-        <w:tc>
-          <w:tcPr>
-            <w:tcW w:type="dxa" w:w="2160"/>
-          </w:tcPr>
-          <w:p>
-            <w:r>
-              <w:t>浦华众城信息有限公司</w:t>
-            </w:r>
-          </w:p>
-        </w:tc>
-        <w:tc>
-          <w:tcPr>
-            <w:tcW w:type="dxa" w:w="2160"/>
-          </w:tcPr>
-          <w:p>
-            <w:r>
-              <w:t>云计算</w:t>
-            </w:r>
-          </w:p>
-        </w:tc>
-        <w:tc>
-          <w:tcPr>
-            <w:tcW w:type="dxa" w:w="2160"/>
-          </w:tcPr>
-          <w:p>
-            <w:r>
-              <w:t>491亿</w:t>
-            </w:r>
-          </w:p>
-        </w:tc>
-        <w:tc>
-          <w:tcPr>
-            <w:tcW w:type="dxa" w:w="2160"/>
-          </w:tcPr>
-          <w:p>
-            <w:r>
-              <w:t>6%</w:t>
-            </w:r>
-          </w:p>
-        </w:tc>
-      </w:tr>
-      <w:tr>
-        <w:tc>
-          <w:tcPr>
-            <w:tcW w:type="dxa" w:w="2160"/>
-          </w:tcPr>
-          <w:p>
-            <w:r>
-              <w:t>和泰传媒有限公司</w:t>
-            </w:r>
-          </w:p>
-        </w:tc>
-        <w:tc>
-          <w:tcPr>
-            <w:tcW w:type="dxa" w:w="2160"/>
-          </w:tcPr>
-          <w:p>
-            <w:r>
-              <w:t>消费科技</w:t>
-            </w:r>
-          </w:p>
-        </w:tc>
-        <w:tc>
-          <w:tcPr>
-            <w:tcW w:type="dxa" w:w="2160"/>
-          </w:tcPr>
-          <w:p>
-            <w:r>
-              <w:t>478亿</w:t>
-            </w:r>
-          </w:p>
-        </w:tc>
-        <w:tc>
-          <w:tcPr>
-            <w:tcW w:type="dxa" w:w="2160"/>
-          </w:tcPr>
-          <w:p>
-            <w:r>
-              <w:t>24%</w:t>
-            </w:r>
-          </w:p>
-        </w:tc>
-      </w:tr>
-      <w:tr>
-        <w:tc>
-          <w:tcPr>
-            <w:tcW w:type="dxa" w:w="2160"/>
-          </w:tcPr>
-          <w:p>
-            <w:r>
-              <w:t>国讯网络有限公司</w:t>
-            </w:r>
-          </w:p>
-        </w:tc>
-        <w:tc>
-          <w:tcPr>
-            <w:tcW w:type="dxa" w:w="2160"/>
-          </w:tcPr>
-          <w:p>
-            <w:r>
-              <w:t>云计算</w:t>
-            </w:r>
-          </w:p>
-        </w:tc>
-        <w:tc>
-          <w:tcPr>
-            <w:tcW w:type="dxa" w:w="2160"/>
-          </w:tcPr>
-          <w:p>
-            <w:r>
-              <w:t>396亿</w:t>
-            </w:r>
-          </w:p>
-        </w:tc>
-        <w:tc>
-          <w:tcPr>
-            <w:tcW w:type="dxa" w:w="2160"/>
-          </w:tcPr>
-          <w:p>
-            <w:r>
-              <w:t>14%</w:t>
-            </w:r>
-          </w:p>
-        </w:tc>
-      </w:tr>
-      <w:tr>
-        <w:tc>
-          <w:tcPr>
-            <w:tcW w:type="dxa" w:w="2160"/>
-          </w:tcPr>
-          <w:p>
-            <w:r>
-              <w:t>鸿睿思博网络有限公司</w:t>
-            </w:r>
-          </w:p>
-        </w:tc>
-        <w:tc>
-          <w:tcPr>
-            <w:tcW w:type="dxa" w:w="2160"/>
-          </w:tcPr>
-          <w:p>
-            <w:r>
-              <w:t>新能源</w:t>
-            </w:r>
-          </w:p>
-        </w:tc>
-        <w:tc>
-          <w:tcPr>
-            <w:tcW w:type="dxa" w:w="2160"/>
-          </w:tcPr>
-          <w:p>
-            <w:r>
-              <w:t>453亿</w:t>
-            </w:r>
-          </w:p>
-        </w:tc>
-        <w:tc>
-          <w:tcPr>
-            <w:tcW w:type="dxa" w:w="2160"/>
-          </w:tcPr>
-          <w:p>
-            <w:r>
-              <w:t>19%</w:t>
-            </w:r>
-          </w:p>
-        </w:tc>
-      </w:tr>
-      <w:tr>
-        <w:tc>
-          <w:tcPr>
-            <w:tcW w:type="dxa" w:w="2160"/>
-          </w:tcPr>
-          <w:p>
-            <w:r>
-              <w:t>浦华众城信息有限公司</w:t>
-            </w:r>
-          </w:p>
-        </w:tc>
-        <w:tc>
-          <w:tcPr>
-            <w:tcW w:type="dxa" w:w="2160"/>
-          </w:tcPr>
-          <w:p>
-            <w:r>
-              <w:t>云计算</w:t>
-            </w:r>
-          </w:p>
-        </w:tc>
-        <w:tc>
-          <w:tcPr>
-            <w:tcW w:type="dxa" w:w="2160"/>
-          </w:tcPr>
-          <w:p>
-            <w:r>
-              <w:t>649亿</w:t>
-            </w:r>
-          </w:p>
-        </w:tc>
-        <w:tc>
-          <w:tcPr>
-            <w:tcW w:type="dxa" w:w="2160"/>
-          </w:tcPr>
-          <w:p>
-            <w:r>
-              <w:t>12%</w:t>
-            </w:r>
-          </w:p>
-        </w:tc>
-      </w:tr>
-      <w:tr>
-        <w:tc>
-          <w:tcPr>
-            <w:tcW w:type="dxa" w:w="2160"/>
-          </w:tcPr>
-          <w:p>
-            <w:r>
-              <w:t>兰金电子网络有限公司</w:t>
-            </w:r>
-          </w:p>
-        </w:tc>
-        <w:tc>
-          <w:tcPr>
-            <w:tcW w:type="dxa" w:w="2160"/>
-          </w:tcPr>
-          <w:p>
-            <w:r>
-              <w:t>消费科技</w:t>
-            </w:r>
-          </w:p>
-        </w:tc>
-        <w:tc>
-          <w:tcPr>
-            <w:tcW w:type="dxa" w:w="2160"/>
-          </w:tcPr>
-          <w:p>
-            <w:r>
-              <w:t>334亿</w:t>
-            </w:r>
-          </w:p>
-        </w:tc>
-        <w:tc>
-          <w:tcPr>
-            <w:tcW w:type="dxa" w:w="2160"/>
-          </w:tcPr>
-          <w:p>
-            <w:r>
-              <w:t>8%</w:t>
-            </w:r>
-          </w:p>
-        </w:tc>
-      </w:tr>
-      <w:tr>
-        <w:tc>
-          <w:tcPr>
-            <w:tcW w:type="dxa" w:w="2160"/>
-          </w:tcPr>
-          <w:p>
-            <w:r>
-              <w:t>昂歌信息科技有限公司</w:t>
-            </w:r>
-          </w:p>
-        </w:tc>
-        <w:tc>
-          <w:tcPr>
-            <w:tcW w:type="dxa" w:w="2160"/>
-          </w:tcPr>
-          <w:p>
-            <w:r>
-              <w:t>消费科技</w:t>
-            </w:r>
-          </w:p>
-        </w:tc>
-        <w:tc>
-          <w:tcPr>
-            <w:tcW w:type="dxa" w:w="2160"/>
-          </w:tcPr>
-          <w:p>
-            <w:r>
-              <w:t>537亿</w:t>
-            </w:r>
-          </w:p>
-        </w:tc>
-        <w:tc>
-          <w:tcPr>
-            <w:tcW w:type="dxa" w:w="2160"/>
-          </w:tcPr>
-          <w:p>
-            <w:r>
-              <w:t>30%</w:t>
-            </w:r>
-          </w:p>
-        </w:tc>
-      </w:tr>
-      <w:tr>
-        <w:tc>
-          <w:tcPr>
-            <w:tcW w:type="dxa" w:w="2160"/>
-          </w:tcPr>
-          <w:p>
-            <w:r>
-              <w:t>信诚致远传媒有限公司</w:t>
-            </w:r>
-          </w:p>
-        </w:tc>
-        <w:tc>
-          <w:tcPr>
-            <w:tcW w:type="dxa" w:w="2160"/>
-          </w:tcPr>
-          <w:p>
-            <w:r>
-              <w:t>人工智能</w:t>
-            </w:r>
-          </w:p>
-        </w:tc>
-        <w:tc>
-          <w:tcPr>
-            <w:tcW w:type="dxa" w:w="2160"/>
-          </w:tcPr>
-          <w:p>
-            <w:r>
-              <w:t>403亿</w:t>
-            </w:r>
-          </w:p>
-        </w:tc>
-        <w:tc>
-          <w:tcPr>
-            <w:tcW w:type="dxa" w:w="2160"/>
-          </w:tcPr>
-          <w:p>
-            <w:r>
-              <w:t>6%</w:t>
-            </w:r>
-          </w:p>
-        </w:tc>
-      </w:tr>
-      <w:tr>
-        <w:tc>
-          <w:tcPr>
-            <w:tcW w:type="dxa" w:w="2160"/>
-          </w:tcPr>
-          <w:p>
-            <w:r>
-              <w:t>创联世纪科技有限公司</w:t>
-            </w:r>
-          </w:p>
-        </w:tc>
-        <w:tc>
-          <w:tcPr>
-            <w:tcW w:type="dxa" w:w="2160"/>
-          </w:tcPr>
-          <w:p>
-            <w:r>
-              <w:t>医疗科技</w:t>
-            </w:r>
-          </w:p>
-        </w:tc>
-        <w:tc>
-          <w:tcPr>
-            <w:tcW w:type="dxa" w:w="2160"/>
-          </w:tcPr>
-          <w:p>
-            <w:r>
-              <w:t>789亿</w:t>
-            </w:r>
-          </w:p>
-        </w:tc>
-        <w:tc>
-          <w:tcPr>
-            <w:tcW w:type="dxa" w:w="2160"/>
-          </w:tcPr>
-          <w:p>
-            <w:r>
-              <w:t>30%</w:t>
-            </w:r>
-          </w:p>
-        </w:tc>
-      </w:tr>
-      <w:tr>
-        <w:tc>
-          <w:tcPr>
-            <w:tcW w:type="dxa" w:w="2160"/>
-          </w:tcPr>
-          <w:p>
-            <w:r>
-              <w:t>九方信息有限公司</w:t>
-            </w:r>
-          </w:p>
-        </w:tc>
-        <w:tc>
-          <w:tcPr>
-            <w:tcW w:type="dxa" w:w="2160"/>
-          </w:tcPr>
-          <w:p>
-            <w:r>
-              <w:t>新能源</w:t>
-            </w:r>
-          </w:p>
-        </w:tc>
-        <w:tc>
-          <w:tcPr>
-            <w:tcW w:type="dxa" w:w="2160"/>
-          </w:tcPr>
-          <w:p>
-            <w:r>
-              <w:t>359亿</w:t>
-            </w:r>
-          </w:p>
-        </w:tc>
-        <w:tc>
-          <w:tcPr>
-            <w:tcW w:type="dxa" w:w="2160"/>
-          </w:tcPr>
-          <w:p>
-            <w:r>
-              <w:t>12%</w:t>
-            </w:r>
-          </w:p>
-        </w:tc>
-      </w:tr>
-      <w:tr>
-        <w:tc>
-          <w:tcPr>
-            <w:tcW w:type="dxa" w:w="2160"/>
-          </w:tcPr>
-          <w:p>
-            <w:r>
-              <w:t>富罳信息有限公司</w:t>
-            </w:r>
-          </w:p>
-        </w:tc>
-        <w:tc>
-          <w:tcPr>
-            <w:tcW w:type="dxa" w:w="2160"/>
-          </w:tcPr>
-          <w:p>
-            <w:r>
-              <w:t>医疗科技</w:t>
-            </w:r>
-          </w:p>
-        </w:tc>
-        <w:tc>
-          <w:tcPr>
-            <w:tcW w:type="dxa" w:w="2160"/>
-          </w:tcPr>
-          <w:p>
-            <w:r>
-              <w:t>251亿</w:t>
-            </w:r>
-          </w:p>
-        </w:tc>
-        <w:tc>
-          <w:tcPr>
-            <w:tcW w:type="dxa" w:w="2160"/>
-          </w:tcPr>
-          <w:p>
-            <w:r>
-              <w:t>8%</w:t>
-            </w:r>
-          </w:p>
-        </w:tc>
-      </w:tr>
-      <w:tr>
-        <w:tc>
-          <w:tcPr>
-            <w:tcW w:type="dxa" w:w="2160"/>
-          </w:tcPr>
-          <w:p>
-            <w:r>
-              <w:t>九方网络有限公司</w:t>
-            </w:r>
-          </w:p>
-        </w:tc>
-        <w:tc>
-          <w:tcPr>
-            <w:tcW w:type="dxa" w:w="2160"/>
-          </w:tcPr>
-          <w:p>
-            <w:r>
-              <w:t>新能源</w:t>
-            </w:r>
-          </w:p>
-        </w:tc>
-        <w:tc>
-          <w:tcPr>
-            <w:tcW w:type="dxa" w:w="2160"/>
-          </w:tcPr>
-          <w:p>
-            <w:r>
-              <w:t>742亿</w:t>
-            </w:r>
-          </w:p>
-        </w:tc>
-        <w:tc>
-          <w:tcPr>
-            <w:tcW w:type="dxa" w:w="2160"/>
-          </w:tcPr>
-          <w:p>
-            <w:r>
-              <w:t>5%</w:t>
-            </w:r>
-          </w:p>
-        </w:tc>
-      </w:tr>
-      <w:tr>
-        <w:tc>
-          <w:tcPr>
-            <w:tcW w:type="dxa" w:w="2160"/>
-          </w:tcPr>
-          <w:p>
-            <w:r>
-              <w:t>南康网络有限公司</w:t>
-            </w:r>
-          </w:p>
-        </w:tc>
-        <w:tc>
-          <w:tcPr>
-            <w:tcW w:type="dxa" w:w="2160"/>
-          </w:tcPr>
-          <w:p>
-            <w:r>
-              <w:t>消费科技</w:t>
-            </w:r>
-          </w:p>
-        </w:tc>
-        <w:tc>
-          <w:tcPr>
-            <w:tcW w:type="dxa" w:w="2160"/>
-          </w:tcPr>
-          <w:p>
-            <w:r>
-              <w:t>198亿</w:t>
-            </w:r>
-          </w:p>
-        </w:tc>
-        <w:tc>
-          <w:tcPr>
-            <w:tcW w:type="dxa" w:w="2160"/>
-          </w:tcPr>
-          <w:p>
-            <w:r>
-              <w:t>19%</w:t>
-            </w:r>
-          </w:p>
-        </w:tc>
-      </w:tr>
-    </w:tbl>
-    <w:p>
-      <w:pPr>
-        <w:pStyle w:val="Heading1"/>
-      </w:pPr>
-      <w:r>
-        <w:t>行业分析 2</w:t>
-      </w:r>
-    </w:p>
-    <w:p>
-      <w:r>
-        <w:br/>
-        <w:t>根据内部财务模型测算，九方网络有限公司 在未来三年</w:t>
-        <w:br/>
-        <w:t>收入复合增长率预计可达到 27% 左右。</w:t>
-        <w:br/>
-        <w:t>该预测基于行业需求增长以及公司产能扩张计划。</w:t>
-        <w:br/>
-      </w:r>
-    </w:p>
-    <w:p>
-      <w:r>
-        <w:br/>
-        <w:t>根据内部财务模型测算，精芯科技有限公司 在未来三年</w:t>
-        <w:br/>
-        <w:t>收入复合增长率预计可达到 12% 左右。</w:t>
-        <w:br/>
-        <w:t>该预测基于行业需求增长以及公司产能扩张计划。</w:t>
-        <w:br/>
-      </w:r>
-    </w:p>
-    <w:p>
-      <w:r>
-        <w:br/>
-        <w:t>华辰资本旗下的 HC Energy Transition Fund 在最近的资产配置会议中</w:t>
-        <w:br/>
-        <w:t>讨论了 云计算 行业的投资机会，并对 天益信息有限公司</w:t>
+        <w:t>讨论了 人工智能 行业的投资机会，并对 新格林耐特网络有限公司</w:t>
         <w:br/>
         <w:t>进行了重点评估。</w:t>
         <w:br/>
@@ -836,24 +65,11 @@
     <w:p>
       <w:r>
         <w:br/>
-        <w:t>根据内部财务模型测算，九方网络有限公司 在未来三年</w:t>
+        <w:t>从产业链角度看，云计算 行业主要由上游设备厂商、</w:t>
         <w:br/>
-        <w:t>收入复合增长率预计可达到 25% 左右。</w:t>
+        <w:t>中游平台企业以及下游应用厂商组成。</w:t>
         <w:br/>
-        <w:t>该预测基于行业需求增长以及公司产能扩张计划。</w:t>
-        <w:br/>
-      </w:r>
-    </w:p>
-    <w:p>
-      <w:r>
-        <w:br/>
-        <w:t>银嘉信息有限公司 是中国 消费科技 行业的重要企业之一。</w:t>
-        <w:br/>
-        <w:t>根据华辰资本 投资委员会 的研究，该公司成立于 2020 年，</w:t>
-        <w:br/>
-        <w:t>目前员工规模约 2026 人。公司近年来持续加大研发投入，</w:t>
-        <w:br/>
-        <w:t>在核心技术方面形成了较强的竞争壁垒。</w:t>
+        <w:t>良诺科技有限公司 主要位于产业链的 上游 环节。</w:t>
         <w:br/>
       </w:r>
     </w:p>
@@ -871,723 +87,9 @@
     <w:p>
       <w:r>
         <w:br/>
-        <w:t>风险管理部认为，新能源 行业仍然面临若干</w:t>
+        <w:t>根据内部财务模型测算，创汇传媒有限公司 在未来三年</w:t>
         <w:br/>
-        <w:t>不确定性因素，包括技术迭代风险、政策变化、</w:t>
-        <w:br/>
-        <w:t>以及市场竞争加剧等问题。</w:t>
-        <w:br/>
-      </w:r>
-    </w:p>
-    <w:p>
-      <w:r>
-        <w:br/>
-        <w:t>华辰资本旗下的 HC Energy Transition Fund 在最近的资产配置会议中</w:t>
-        <w:br/>
-        <w:t>讨论了 医疗科技 行业的投资机会，并对 雨林木风计算机网络有限公司</w:t>
-        <w:br/>
-        <w:t>进行了重点评估。</w:t>
-        <w:br/>
-      </w:r>
-    </w:p>
-    <w:tbl>
-      <w:tblPr>
-        <w:tblW w:type="auto" w:w="0"/>
-        <w:tblLook w:firstColumn="1" w:firstRow="1" w:lastColumn="0" w:lastRow="0" w:noHBand="0" w:noVBand="1" w:val="04A0"/>
-      </w:tblPr>
-      <w:tblGrid>
-        <w:gridCol w:w="2160"/>
-        <w:gridCol w:w="2160"/>
-        <w:gridCol w:w="2160"/>
-        <w:gridCol w:w="2160"/>
-      </w:tblGrid>
-      <w:tr>
-        <w:tc>
-          <w:tcPr>
-            <w:tcW w:type="dxa" w:w="2160"/>
-          </w:tcPr>
-          <w:p>
-            <w:r>
-              <w:t>公司</w:t>
-            </w:r>
-          </w:p>
-        </w:tc>
-        <w:tc>
-          <w:tcPr>
-            <w:tcW w:type="dxa" w:w="2160"/>
-          </w:tcPr>
-          <w:p>
-            <w:r>
-              <w:t>行业</w:t>
-            </w:r>
-          </w:p>
-        </w:tc>
-        <w:tc>
-          <w:tcPr>
-            <w:tcW w:type="dxa" w:w="2160"/>
-          </w:tcPr>
-          <w:p>
-            <w:r>
-              <w:t>市值</w:t>
-            </w:r>
-          </w:p>
-        </w:tc>
-        <w:tc>
-          <w:tcPr>
-            <w:tcW w:type="dxa" w:w="2160"/>
-          </w:tcPr>
-          <w:p>
-            <w:r>
-              <w:t>增长率</w:t>
-            </w:r>
-          </w:p>
-        </w:tc>
-      </w:tr>
-      <w:tr>
-        <w:tc>
-          <w:tcPr>
-            <w:tcW w:type="dxa" w:w="2160"/>
-          </w:tcPr>
-          <w:p>
-            <w:r>
-              <w:t>富罳信息有限公司</w:t>
-            </w:r>
-          </w:p>
-        </w:tc>
-        <w:tc>
-          <w:tcPr>
-            <w:tcW w:type="dxa" w:w="2160"/>
-          </w:tcPr>
-          <w:p>
-            <w:r>
-              <w:t>医疗科技</w:t>
-            </w:r>
-          </w:p>
-        </w:tc>
-        <w:tc>
-          <w:tcPr>
-            <w:tcW w:type="dxa" w:w="2160"/>
-          </w:tcPr>
-          <w:p>
-            <w:r>
-              <w:t>256亿</w:t>
-            </w:r>
-          </w:p>
-        </w:tc>
-        <w:tc>
-          <w:tcPr>
-            <w:tcW w:type="dxa" w:w="2160"/>
-          </w:tcPr>
-          <w:p>
-            <w:r>
-              <w:t>19%</w:t>
-            </w:r>
-          </w:p>
-        </w:tc>
-      </w:tr>
-      <w:tr>
-        <w:tc>
-          <w:tcPr>
-            <w:tcW w:type="dxa" w:w="2160"/>
-          </w:tcPr>
-          <w:p>
-            <w:r>
-              <w:t>国讯网络有限公司</w:t>
-            </w:r>
-          </w:p>
-        </w:tc>
-        <w:tc>
-          <w:tcPr>
-            <w:tcW w:type="dxa" w:w="2160"/>
-          </w:tcPr>
-          <w:p>
-            <w:r>
-              <w:t>云计算</w:t>
-            </w:r>
-          </w:p>
-        </w:tc>
-        <w:tc>
-          <w:tcPr>
-            <w:tcW w:type="dxa" w:w="2160"/>
-          </w:tcPr>
-          <w:p>
-            <w:r>
-              <w:t>257亿</w:t>
-            </w:r>
-          </w:p>
-        </w:tc>
-        <w:tc>
-          <w:tcPr>
-            <w:tcW w:type="dxa" w:w="2160"/>
-          </w:tcPr>
-          <w:p>
-            <w:r>
-              <w:t>6%</w:t>
-            </w:r>
-          </w:p>
-        </w:tc>
-      </w:tr>
-      <w:tr>
-        <w:tc>
-          <w:tcPr>
-            <w:tcW w:type="dxa" w:w="2160"/>
-          </w:tcPr>
-          <w:p>
-            <w:r>
-              <w:t>浦华众城科技有限公司</w:t>
-            </w:r>
-          </w:p>
-        </w:tc>
-        <w:tc>
-          <w:tcPr>
-            <w:tcW w:type="dxa" w:w="2160"/>
-          </w:tcPr>
-          <w:p>
-            <w:r>
-              <w:t>半导体</w:t>
-            </w:r>
-          </w:p>
-        </w:tc>
-        <w:tc>
-          <w:tcPr>
-            <w:tcW w:type="dxa" w:w="2160"/>
-          </w:tcPr>
-          <w:p>
-            <w:r>
-              <w:t>125亿</w:t>
-            </w:r>
-          </w:p>
-        </w:tc>
-        <w:tc>
-          <w:tcPr>
-            <w:tcW w:type="dxa" w:w="2160"/>
-          </w:tcPr>
-          <w:p>
-            <w:r>
-              <w:t>6%</w:t>
-            </w:r>
-          </w:p>
-        </w:tc>
-      </w:tr>
-      <w:tr>
-        <w:tc>
-          <w:tcPr>
-            <w:tcW w:type="dxa" w:w="2160"/>
-          </w:tcPr>
-          <w:p>
-            <w:r>
-              <w:t>富罳信息有限公司</w:t>
-            </w:r>
-          </w:p>
-        </w:tc>
-        <w:tc>
-          <w:tcPr>
-            <w:tcW w:type="dxa" w:w="2160"/>
-          </w:tcPr>
-          <w:p>
-            <w:r>
-              <w:t>医疗科技</w:t>
-            </w:r>
-          </w:p>
-        </w:tc>
-        <w:tc>
-          <w:tcPr>
-            <w:tcW w:type="dxa" w:w="2160"/>
-          </w:tcPr>
-          <w:p>
-            <w:r>
-              <w:t>303亿</w:t>
-            </w:r>
-          </w:p>
-        </w:tc>
-        <w:tc>
-          <w:tcPr>
-            <w:tcW w:type="dxa" w:w="2160"/>
-          </w:tcPr>
-          <w:p>
-            <w:r>
-              <w:t>22%</w:t>
-            </w:r>
-          </w:p>
-        </w:tc>
-      </w:tr>
-      <w:tr>
-        <w:tc>
-          <w:tcPr>
-            <w:tcW w:type="dxa" w:w="2160"/>
-          </w:tcPr>
-          <w:p>
-            <w:r>
-              <w:t>创联世纪科技有限公司</w:t>
-            </w:r>
-          </w:p>
-        </w:tc>
-        <w:tc>
-          <w:tcPr>
-            <w:tcW w:type="dxa" w:w="2160"/>
-          </w:tcPr>
-          <w:p>
-            <w:r>
-              <w:t>医疗科技</w:t>
-            </w:r>
-          </w:p>
-        </w:tc>
-        <w:tc>
-          <w:tcPr>
-            <w:tcW w:type="dxa" w:w="2160"/>
-          </w:tcPr>
-          <w:p>
-            <w:r>
-              <w:t>783亿</w:t>
-            </w:r>
-          </w:p>
-        </w:tc>
-        <w:tc>
-          <w:tcPr>
-            <w:tcW w:type="dxa" w:w="2160"/>
-          </w:tcPr>
-          <w:p>
-            <w:r>
-              <w:t>30%</w:t>
-            </w:r>
-          </w:p>
-        </w:tc>
-      </w:tr>
-      <w:tr>
-        <w:tc>
-          <w:tcPr>
-            <w:tcW w:type="dxa" w:w="2160"/>
-          </w:tcPr>
-          <w:p>
-            <w:r>
-              <w:t>精芯信息有限公司</w:t>
-            </w:r>
-          </w:p>
-        </w:tc>
-        <w:tc>
-          <w:tcPr>
-            <w:tcW w:type="dxa" w:w="2160"/>
-          </w:tcPr>
-          <w:p>
-            <w:r>
-              <w:t>消费科技</w:t>
-            </w:r>
-          </w:p>
-        </w:tc>
-        <w:tc>
-          <w:tcPr>
-            <w:tcW w:type="dxa" w:w="2160"/>
-          </w:tcPr>
-          <w:p>
-            <w:r>
-              <w:t>446亿</w:t>
-            </w:r>
-          </w:p>
-        </w:tc>
-        <w:tc>
-          <w:tcPr>
-            <w:tcW w:type="dxa" w:w="2160"/>
-          </w:tcPr>
-          <w:p>
-            <w:r>
-              <w:t>28%</w:t>
-            </w:r>
-          </w:p>
-        </w:tc>
-      </w:tr>
-      <w:tr>
-        <w:tc>
-          <w:tcPr>
-            <w:tcW w:type="dxa" w:w="2160"/>
-          </w:tcPr>
-          <w:p>
-            <w:r>
-              <w:t>凌云网络有限公司</w:t>
-            </w:r>
-          </w:p>
-        </w:tc>
-        <w:tc>
-          <w:tcPr>
-            <w:tcW w:type="dxa" w:w="2160"/>
-          </w:tcPr>
-          <w:p>
-            <w:r>
-              <w:t>医疗科技</w:t>
-            </w:r>
-          </w:p>
-        </w:tc>
-        <w:tc>
-          <w:tcPr>
-            <w:tcW w:type="dxa" w:w="2160"/>
-          </w:tcPr>
-          <w:p>
-            <w:r>
-              <w:t>387亿</w:t>
-            </w:r>
-          </w:p>
-        </w:tc>
-        <w:tc>
-          <w:tcPr>
-            <w:tcW w:type="dxa" w:w="2160"/>
-          </w:tcPr>
-          <w:p>
-            <w:r>
-              <w:t>23%</w:t>
-            </w:r>
-          </w:p>
-        </w:tc>
-      </w:tr>
-      <w:tr>
-        <w:tc>
-          <w:tcPr>
-            <w:tcW w:type="dxa" w:w="2160"/>
-          </w:tcPr>
-          <w:p>
-            <w:r>
-              <w:t>兰金电子网络有限公司</w:t>
-            </w:r>
-          </w:p>
-        </w:tc>
-        <w:tc>
-          <w:tcPr>
-            <w:tcW w:type="dxa" w:w="2160"/>
-          </w:tcPr>
-          <w:p>
-            <w:r>
-              <w:t>消费科技</w:t>
-            </w:r>
-          </w:p>
-        </w:tc>
-        <w:tc>
-          <w:tcPr>
-            <w:tcW w:type="dxa" w:w="2160"/>
-          </w:tcPr>
-          <w:p>
-            <w:r>
-              <w:t>611亿</w:t>
-            </w:r>
-          </w:p>
-        </w:tc>
-        <w:tc>
-          <w:tcPr>
-            <w:tcW w:type="dxa" w:w="2160"/>
-          </w:tcPr>
-          <w:p>
-            <w:r>
-              <w:t>11%</w:t>
-            </w:r>
-          </w:p>
-        </w:tc>
-      </w:tr>
-      <w:tr>
-        <w:tc>
-          <w:tcPr>
-            <w:tcW w:type="dxa" w:w="2160"/>
-          </w:tcPr>
-          <w:p>
-            <w:r>
-              <w:t>易动力科技有限公司</w:t>
-            </w:r>
-          </w:p>
-        </w:tc>
-        <w:tc>
-          <w:tcPr>
-            <w:tcW w:type="dxa" w:w="2160"/>
-          </w:tcPr>
-          <w:p>
-            <w:r>
-              <w:t>云计算</w:t>
-            </w:r>
-          </w:p>
-        </w:tc>
-        <w:tc>
-          <w:tcPr>
-            <w:tcW w:type="dxa" w:w="2160"/>
-          </w:tcPr>
-          <w:p>
-            <w:r>
-              <w:t>555亿</w:t>
-            </w:r>
-          </w:p>
-        </w:tc>
-        <w:tc>
-          <w:tcPr>
-            <w:tcW w:type="dxa" w:w="2160"/>
-          </w:tcPr>
-          <w:p>
-            <w:r>
-              <w:t>12%</w:t>
-            </w:r>
-          </w:p>
-        </w:tc>
-      </w:tr>
-      <w:tr>
-        <w:tc>
-          <w:tcPr>
-            <w:tcW w:type="dxa" w:w="2160"/>
-          </w:tcPr>
-          <w:p>
-            <w:r>
-              <w:t>南康网络有限公司</w:t>
-            </w:r>
-          </w:p>
-        </w:tc>
-        <w:tc>
-          <w:tcPr>
-            <w:tcW w:type="dxa" w:w="2160"/>
-          </w:tcPr>
-          <w:p>
-            <w:r>
-              <w:t>消费科技</w:t>
-            </w:r>
-          </w:p>
-        </w:tc>
-        <w:tc>
-          <w:tcPr>
-            <w:tcW w:type="dxa" w:w="2160"/>
-          </w:tcPr>
-          <w:p>
-            <w:r>
-              <w:t>541亿</w:t>
-            </w:r>
-          </w:p>
-        </w:tc>
-        <w:tc>
-          <w:tcPr>
-            <w:tcW w:type="dxa" w:w="2160"/>
-          </w:tcPr>
-          <w:p>
-            <w:r>
-              <w:t>18%</w:t>
-            </w:r>
-          </w:p>
-        </w:tc>
-      </w:tr>
-      <w:tr>
-        <w:tc>
-          <w:tcPr>
-            <w:tcW w:type="dxa" w:w="2160"/>
-          </w:tcPr>
-          <w:p>
-            <w:r>
-              <w:t>兰金电子网络有限公司</w:t>
-            </w:r>
-          </w:p>
-        </w:tc>
-        <w:tc>
-          <w:tcPr>
-            <w:tcW w:type="dxa" w:w="2160"/>
-          </w:tcPr>
-          <w:p>
-            <w:r>
-              <w:t>消费科技</w:t>
-            </w:r>
-          </w:p>
-        </w:tc>
-        <w:tc>
-          <w:tcPr>
-            <w:tcW w:type="dxa" w:w="2160"/>
-          </w:tcPr>
-          <w:p>
-            <w:r>
-              <w:t>247亿</w:t>
-            </w:r>
-          </w:p>
-        </w:tc>
-        <w:tc>
-          <w:tcPr>
-            <w:tcW w:type="dxa" w:w="2160"/>
-          </w:tcPr>
-          <w:p>
-            <w:r>
-              <w:t>24%</w:t>
-            </w:r>
-          </w:p>
-        </w:tc>
-      </w:tr>
-      <w:tr>
-        <w:tc>
-          <w:tcPr>
-            <w:tcW w:type="dxa" w:w="2160"/>
-          </w:tcPr>
-          <w:p>
-            <w:r>
-              <w:t>东方峻景传媒有限公司</w:t>
-            </w:r>
-          </w:p>
-        </w:tc>
-        <w:tc>
-          <w:tcPr>
-            <w:tcW w:type="dxa" w:w="2160"/>
-          </w:tcPr>
-          <w:p>
-            <w:r>
-              <w:t>新能源</w:t>
-            </w:r>
-          </w:p>
-        </w:tc>
-        <w:tc>
-          <w:tcPr>
-            <w:tcW w:type="dxa" w:w="2160"/>
-          </w:tcPr>
-          <w:p>
-            <w:r>
-              <w:t>548亿</w:t>
-            </w:r>
-          </w:p>
-        </w:tc>
-        <w:tc>
-          <w:tcPr>
-            <w:tcW w:type="dxa" w:w="2160"/>
-          </w:tcPr>
-          <w:p>
-            <w:r>
-              <w:t>25%</w:t>
-            </w:r>
-          </w:p>
-        </w:tc>
-      </w:tr>
-      <w:tr>
-        <w:tc>
-          <w:tcPr>
-            <w:tcW w:type="dxa" w:w="2160"/>
-          </w:tcPr>
-          <w:p>
-            <w:r>
-              <w:t>九方信息有限公司</w:t>
-            </w:r>
-          </w:p>
-        </w:tc>
-        <w:tc>
-          <w:tcPr>
-            <w:tcW w:type="dxa" w:w="2160"/>
-          </w:tcPr>
-          <w:p>
-            <w:r>
-              <w:t>新能源</w:t>
-            </w:r>
-          </w:p>
-        </w:tc>
-        <w:tc>
-          <w:tcPr>
-            <w:tcW w:type="dxa" w:w="2160"/>
-          </w:tcPr>
-          <w:p>
-            <w:r>
-              <w:t>523亿</w:t>
-            </w:r>
-          </w:p>
-        </w:tc>
-        <w:tc>
-          <w:tcPr>
-            <w:tcW w:type="dxa" w:w="2160"/>
-          </w:tcPr>
-          <w:p>
-            <w:r>
-              <w:t>6%</w:t>
-            </w:r>
-          </w:p>
-        </w:tc>
-      </w:tr>
-      <w:tr>
-        <w:tc>
-          <w:tcPr>
-            <w:tcW w:type="dxa" w:w="2160"/>
-          </w:tcPr>
-          <w:p>
-            <w:r>
-              <w:t>佳禾科技有限公司</w:t>
-            </w:r>
-          </w:p>
-        </w:tc>
-        <w:tc>
-          <w:tcPr>
-            <w:tcW w:type="dxa" w:w="2160"/>
-          </w:tcPr>
-          <w:p>
-            <w:r>
-              <w:t>半导体</w:t>
-            </w:r>
-          </w:p>
-        </w:tc>
-        <w:tc>
-          <w:tcPr>
-            <w:tcW w:type="dxa" w:w="2160"/>
-          </w:tcPr>
-          <w:p>
-            <w:r>
-              <w:t>367亿</w:t>
-            </w:r>
-          </w:p>
-        </w:tc>
-        <w:tc>
-          <w:tcPr>
-            <w:tcW w:type="dxa" w:w="2160"/>
-          </w:tcPr>
-          <w:p>
-            <w:r>
-              <w:t>17%</w:t>
-            </w:r>
-          </w:p>
-        </w:tc>
-      </w:tr>
-      <w:tr>
-        <w:tc>
-          <w:tcPr>
-            <w:tcW w:type="dxa" w:w="2160"/>
-          </w:tcPr>
-          <w:p>
-            <w:r>
-              <w:t>济南亿次元网络有限公司</w:t>
-            </w:r>
-          </w:p>
-        </w:tc>
-        <w:tc>
-          <w:tcPr>
-            <w:tcW w:type="dxa" w:w="2160"/>
-          </w:tcPr>
-          <w:p>
-            <w:r>
-              <w:t>机器人</w:t>
-            </w:r>
-          </w:p>
-        </w:tc>
-        <w:tc>
-          <w:tcPr>
-            <w:tcW w:type="dxa" w:w="2160"/>
-          </w:tcPr>
-          <w:p>
-            <w:r>
-              <w:t>412亿</w:t>
-            </w:r>
-          </w:p>
-        </w:tc>
-        <w:tc>
-          <w:tcPr>
-            <w:tcW w:type="dxa" w:w="2160"/>
-          </w:tcPr>
-          <w:p>
-            <w:r>
-              <w:t>28%</w:t>
-            </w:r>
-          </w:p>
-        </w:tc>
-      </w:tr>
-    </w:tbl>
-    <w:p>
-      <w:pPr>
-        <w:pStyle w:val="Heading1"/>
-      </w:pPr>
-      <w:r>
-        <w:t>行业分析 3</w:t>
-      </w:r>
-    </w:p>
-    <w:p>
-      <w:r>
-        <w:br/>
-        <w:t>根据内部财务模型测算，飞利信科技有限公司 在未来三年</w:t>
-        <w:br/>
-        <w:t>收入复合增长率预计可达到 21% 左右。</w:t>
+        <w:t>收入复合增长率预计可达到 20% 左右。</w:t>
         <w:br/>
         <w:t>该预测基于行业需求增长以及公司产能扩张计划。</w:t>
         <w:br/>
@@ -1596,75 +98,7 @@
     <w:p>
       <w:r>
         <w:br/>
-        <w:t>根据内部财务模型测算，九方信息有限公司 在未来三年</w:t>
-        <w:br/>
-        <w:t>收入复合增长率预计可达到 25% 左右。</w:t>
-        <w:br/>
-        <w:t>该预测基于行业需求增长以及公司产能扩张计划。</w:t>
-        <w:br/>
-      </w:r>
-    </w:p>
-    <w:p>
-      <w:r>
-        <w:br/>
-        <w:t>华辰资本旗下的 HC Global Macro Fund 在最近的资产配置会议中</w:t>
-        <w:br/>
-        <w:t>讨论了 消费科技 行业的投资机会，并对 兰金电子网络有限公司</w:t>
-        <w:br/>
-        <w:t>进行了重点评估。</w:t>
-        <w:br/>
-      </w:r>
-    </w:p>
-    <w:p>
-      <w:r>
-        <w:br/>
-        <w:t>从产业链角度看，医疗科技 行业主要由上游设备厂商、</w:t>
-        <w:br/>
-        <w:t>中游平台企业以及下游应用厂商组成。</w:t>
-        <w:br/>
-        <w:t>雨林木风计算机网络有限公司 主要位于产业链的 上游 环节。</w:t>
-        <w:br/>
-      </w:r>
-    </w:p>
-    <w:p>
-      <w:r>
-        <w:br/>
-        <w:t>雨林木风计算机网络有限公司 是中国 医疗科技 行业的重要企业之一。</w:t>
-        <w:br/>
-        <w:t>根据华辰资本 风险管理部 的研究，该公司成立于 2012 年，</w:t>
-        <w:br/>
-        <w:t>目前员工规模约 1948 人。公司近年来持续加大研发投入，</w:t>
-        <w:br/>
-        <w:t>在核心技术方面形成了较强的竞争壁垒。</w:t>
-        <w:br/>
-      </w:r>
-    </w:p>
-    <w:p>
-      <w:r>
-        <w:br/>
-        <w:t>根据内部财务模型测算，富罳信息有限公司 在未来三年</w:t>
-        <w:br/>
-        <w:t>收入复合增长率预计可达到 11% 左右。</w:t>
-        <w:br/>
-        <w:t>该预测基于行业需求增长以及公司产能扩张计划。</w:t>
-        <w:br/>
-      </w:r>
-    </w:p>
-    <w:p>
-      <w:r>
-        <w:br/>
-        <w:t>从产业链角度看，医疗科技 行业主要由上游设备厂商、</w:t>
-        <w:br/>
-        <w:t>中游平台企业以及下游应用厂商组成。</w:t>
-        <w:br/>
-        <w:t>凌云网络有限公司 主要位于产业链的 下游 环节。</w:t>
-        <w:br/>
-      </w:r>
-    </w:p>
-    <w:p>
-      <w:r>
-        <w:br/>
-        <w:t>风险管理部认为，人工智能 行业仍然面临若干</w:t>
+        <w:t>风险管理部认为，消费科技 行业仍然面临若干</w:t>
         <w:br/>
         <w:t>不确定性因素，包括技术迭代风险、政策变化、</w:t>
         <w:br/>
@@ -1732,37 +166,37 @@
           </w:tcPr>
           <w:p>
             <w:r>
-              <w:t>和泰科技有限公司</w:t>
-            </w:r>
-          </w:p>
-        </w:tc>
-        <w:tc>
-          <w:tcPr>
-            <w:tcW w:type="dxa" w:w="2160"/>
-          </w:tcPr>
-          <w:p>
-            <w:r>
-              <w:t>人工智能</w:t>
-            </w:r>
-          </w:p>
-        </w:tc>
-        <w:tc>
-          <w:tcPr>
-            <w:tcW w:type="dxa" w:w="2160"/>
-          </w:tcPr>
-          <w:p>
-            <w:r>
-              <w:t>727亿</w:t>
-            </w:r>
-          </w:p>
-        </w:tc>
-        <w:tc>
-          <w:tcPr>
-            <w:tcW w:type="dxa" w:w="2160"/>
-          </w:tcPr>
-          <w:p>
-            <w:r>
-              <w:t>15%</w:t>
+              <w:t>泰麒麟网络有限公司</w:t>
+            </w:r>
+          </w:p>
+        </w:tc>
+        <w:tc>
+          <w:tcPr>
+            <w:tcW w:type="dxa" w:w="2160"/>
+          </w:tcPr>
+          <w:p>
+            <w:r>
+              <w:t>云计算</w:t>
+            </w:r>
+          </w:p>
+        </w:tc>
+        <w:tc>
+          <w:tcPr>
+            <w:tcW w:type="dxa" w:w="2160"/>
+          </w:tcPr>
+          <w:p>
+            <w:r>
+              <w:t>731亿</w:t>
+            </w:r>
+          </w:p>
+        </w:tc>
+        <w:tc>
+          <w:tcPr>
+            <w:tcW w:type="dxa" w:w="2160"/>
+          </w:tcPr>
+          <w:p>
+            <w:r>
+              <w:t>14%</w:t>
             </w:r>
           </w:p>
         </w:tc>
@@ -1774,37 +208,37 @@
           </w:tcPr>
           <w:p>
             <w:r>
-              <w:t>国讯网络有限公司</w:t>
-            </w:r>
-          </w:p>
-        </w:tc>
-        <w:tc>
-          <w:tcPr>
-            <w:tcW w:type="dxa" w:w="2160"/>
-          </w:tcPr>
-          <w:p>
-            <w:r>
-              <w:t>云计算</w:t>
-            </w:r>
-          </w:p>
-        </w:tc>
-        <w:tc>
-          <w:tcPr>
-            <w:tcW w:type="dxa" w:w="2160"/>
-          </w:tcPr>
-          <w:p>
-            <w:r>
-              <w:t>131亿</w:t>
-            </w:r>
-          </w:p>
-        </w:tc>
-        <w:tc>
-          <w:tcPr>
-            <w:tcW w:type="dxa" w:w="2160"/>
-          </w:tcPr>
-          <w:p>
-            <w:r>
-              <w:t>7%</w:t>
+              <w:t>联通时科传媒有限公司</w:t>
+            </w:r>
+          </w:p>
+        </w:tc>
+        <w:tc>
+          <w:tcPr>
+            <w:tcW w:type="dxa" w:w="2160"/>
+          </w:tcPr>
+          <w:p>
+            <w:r>
+              <w:t>消费科技</w:t>
+            </w:r>
+          </w:p>
+        </w:tc>
+        <w:tc>
+          <w:tcPr>
+            <w:tcW w:type="dxa" w:w="2160"/>
+          </w:tcPr>
+          <w:p>
+            <w:r>
+              <w:t>155亿</w:t>
+            </w:r>
+          </w:p>
+        </w:tc>
+        <w:tc>
+          <w:tcPr>
+            <w:tcW w:type="dxa" w:w="2160"/>
+          </w:tcPr>
+          <w:p>
+            <w:r>
+              <w:t>14%</w:t>
             </w:r>
           </w:p>
         </w:tc>
@@ -1816,37 +250,37 @@
           </w:tcPr>
           <w:p>
             <w:r>
-              <w:t>创亿信息有限公司</w:t>
-            </w:r>
-          </w:p>
-        </w:tc>
-        <w:tc>
-          <w:tcPr>
-            <w:tcW w:type="dxa" w:w="2160"/>
-          </w:tcPr>
-          <w:p>
-            <w:r>
-              <w:t>医疗科技</w:t>
-            </w:r>
-          </w:p>
-        </w:tc>
-        <w:tc>
-          <w:tcPr>
-            <w:tcW w:type="dxa" w:w="2160"/>
-          </w:tcPr>
-          <w:p>
-            <w:r>
-              <w:t>162亿</w:t>
-            </w:r>
-          </w:p>
-        </w:tc>
-        <w:tc>
-          <w:tcPr>
-            <w:tcW w:type="dxa" w:w="2160"/>
-          </w:tcPr>
-          <w:p>
-            <w:r>
-              <w:t>29%</w:t>
+              <w:t>通际名联网络有限公司</w:t>
+            </w:r>
+          </w:p>
+        </w:tc>
+        <w:tc>
+          <w:tcPr>
+            <w:tcW w:type="dxa" w:w="2160"/>
+          </w:tcPr>
+          <w:p>
+            <w:r>
+              <w:t>机器人</w:t>
+            </w:r>
+          </w:p>
+        </w:tc>
+        <w:tc>
+          <w:tcPr>
+            <w:tcW w:type="dxa" w:w="2160"/>
+          </w:tcPr>
+          <w:p>
+            <w:r>
+              <w:t>674亿</w:t>
+            </w:r>
+          </w:p>
+        </w:tc>
+        <w:tc>
+          <w:tcPr>
+            <w:tcW w:type="dxa" w:w="2160"/>
+          </w:tcPr>
+          <w:p>
+            <w:r>
+              <w:t>8%</w:t>
             </w:r>
           </w:p>
         </w:tc>
@@ -1858,37 +292,37 @@
           </w:tcPr>
           <w:p>
             <w:r>
-              <w:t>富罳信息有限公司</w:t>
-            </w:r>
-          </w:p>
-        </w:tc>
-        <w:tc>
-          <w:tcPr>
-            <w:tcW w:type="dxa" w:w="2160"/>
-          </w:tcPr>
-          <w:p>
-            <w:r>
-              <w:t>医疗科技</w:t>
-            </w:r>
-          </w:p>
-        </w:tc>
-        <w:tc>
-          <w:tcPr>
-            <w:tcW w:type="dxa" w:w="2160"/>
-          </w:tcPr>
-          <w:p>
-            <w:r>
-              <w:t>515亿</w:t>
-            </w:r>
-          </w:p>
-        </w:tc>
-        <w:tc>
-          <w:tcPr>
-            <w:tcW w:type="dxa" w:w="2160"/>
-          </w:tcPr>
-          <w:p>
-            <w:r>
-              <w:t>24%</w:t>
+              <w:t>戴硕电子网络有限公司</w:t>
+            </w:r>
+          </w:p>
+        </w:tc>
+        <w:tc>
+          <w:tcPr>
+            <w:tcW w:type="dxa" w:w="2160"/>
+          </w:tcPr>
+          <w:p>
+            <w:r>
+              <w:t>新能源</w:t>
+            </w:r>
+          </w:p>
+        </w:tc>
+        <w:tc>
+          <w:tcPr>
+            <w:tcW w:type="dxa" w:w="2160"/>
+          </w:tcPr>
+          <w:p>
+            <w:r>
+              <w:t>680亿</w:t>
+            </w:r>
+          </w:p>
+        </w:tc>
+        <w:tc>
+          <w:tcPr>
+            <w:tcW w:type="dxa" w:w="2160"/>
+          </w:tcPr>
+          <w:p>
+            <w:r>
+              <w:t>11%</w:t>
             </w:r>
           </w:p>
         </w:tc>
@@ -1900,37 +334,37 @@
           </w:tcPr>
           <w:p>
             <w:r>
-              <w:t>和泰科技有限公司</w:t>
-            </w:r>
-          </w:p>
-        </w:tc>
-        <w:tc>
-          <w:tcPr>
-            <w:tcW w:type="dxa" w:w="2160"/>
-          </w:tcPr>
-          <w:p>
-            <w:r>
-              <w:t>人工智能</w:t>
-            </w:r>
-          </w:p>
-        </w:tc>
-        <w:tc>
-          <w:tcPr>
-            <w:tcW w:type="dxa" w:w="2160"/>
-          </w:tcPr>
-          <w:p>
-            <w:r>
-              <w:t>211亿</w:t>
-            </w:r>
-          </w:p>
-        </w:tc>
-        <w:tc>
-          <w:tcPr>
-            <w:tcW w:type="dxa" w:w="2160"/>
-          </w:tcPr>
-          <w:p>
-            <w:r>
-              <w:t>13%</w:t>
+              <w:t>方正科技信息有限公司</w:t>
+            </w:r>
+          </w:p>
+        </w:tc>
+        <w:tc>
+          <w:tcPr>
+            <w:tcW w:type="dxa" w:w="2160"/>
+          </w:tcPr>
+          <w:p>
+            <w:r>
+              <w:t>消费科技</w:t>
+            </w:r>
+          </w:p>
+        </w:tc>
+        <w:tc>
+          <w:tcPr>
+            <w:tcW w:type="dxa" w:w="2160"/>
+          </w:tcPr>
+          <w:p>
+            <w:r>
+              <w:t>665亿</w:t>
+            </w:r>
+          </w:p>
+        </w:tc>
+        <w:tc>
+          <w:tcPr>
+            <w:tcW w:type="dxa" w:w="2160"/>
+          </w:tcPr>
+          <w:p>
+            <w:r>
+              <w:t>9%</w:t>
             </w:r>
           </w:p>
         </w:tc>
@@ -1942,37 +376,37 @@
           </w:tcPr>
           <w:p>
             <w:r>
-              <w:t>精芯科技有限公司</w:t>
-            </w:r>
-          </w:p>
-        </w:tc>
-        <w:tc>
-          <w:tcPr>
-            <w:tcW w:type="dxa" w:w="2160"/>
-          </w:tcPr>
-          <w:p>
-            <w:r>
-              <w:t>云计算</w:t>
-            </w:r>
-          </w:p>
-        </w:tc>
-        <w:tc>
-          <w:tcPr>
-            <w:tcW w:type="dxa" w:w="2160"/>
-          </w:tcPr>
-          <w:p>
-            <w:r>
-              <w:t>495亿</w:t>
-            </w:r>
-          </w:p>
-        </w:tc>
-        <w:tc>
-          <w:tcPr>
-            <w:tcW w:type="dxa" w:w="2160"/>
-          </w:tcPr>
-          <w:p>
-            <w:r>
-              <w:t>25%</w:t>
+              <w:t>图龙信息传媒有限公司</w:t>
+            </w:r>
+          </w:p>
+        </w:tc>
+        <w:tc>
+          <w:tcPr>
+            <w:tcW w:type="dxa" w:w="2160"/>
+          </w:tcPr>
+          <w:p>
+            <w:r>
+              <w:t>机器人</w:t>
+            </w:r>
+          </w:p>
+        </w:tc>
+        <w:tc>
+          <w:tcPr>
+            <w:tcW w:type="dxa" w:w="2160"/>
+          </w:tcPr>
+          <w:p>
+            <w:r>
+              <w:t>127亿</w:t>
+            </w:r>
+          </w:p>
+        </w:tc>
+        <w:tc>
+          <w:tcPr>
+            <w:tcW w:type="dxa" w:w="2160"/>
+          </w:tcPr>
+          <w:p>
+            <w:r>
+              <w:t>13%</w:t>
             </w:r>
           </w:p>
         </w:tc>
@@ -1984,37 +418,37 @@
           </w:tcPr>
           <w:p>
             <w:r>
-              <w:t>精芯信息有限公司</w:t>
-            </w:r>
-          </w:p>
-        </w:tc>
-        <w:tc>
-          <w:tcPr>
-            <w:tcW w:type="dxa" w:w="2160"/>
-          </w:tcPr>
-          <w:p>
-            <w:r>
-              <w:t>消费科技</w:t>
-            </w:r>
-          </w:p>
-        </w:tc>
-        <w:tc>
-          <w:tcPr>
-            <w:tcW w:type="dxa" w:w="2160"/>
-          </w:tcPr>
-          <w:p>
-            <w:r>
-              <w:t>287亿</w:t>
-            </w:r>
-          </w:p>
-        </w:tc>
-        <w:tc>
-          <w:tcPr>
-            <w:tcW w:type="dxa" w:w="2160"/>
-          </w:tcPr>
-          <w:p>
-            <w:r>
-              <w:t>9%</w:t>
+              <w:t>飞利信科技有限公司</w:t>
+            </w:r>
+          </w:p>
+        </w:tc>
+        <w:tc>
+          <w:tcPr>
+            <w:tcW w:type="dxa" w:w="2160"/>
+          </w:tcPr>
+          <w:p>
+            <w:r>
+              <w:t>人工智能</w:t>
+            </w:r>
+          </w:p>
+        </w:tc>
+        <w:tc>
+          <w:tcPr>
+            <w:tcW w:type="dxa" w:w="2160"/>
+          </w:tcPr>
+          <w:p>
+            <w:r>
+              <w:t>593亿</w:t>
+            </w:r>
+          </w:p>
+        </w:tc>
+        <w:tc>
+          <w:tcPr>
+            <w:tcW w:type="dxa" w:w="2160"/>
+          </w:tcPr>
+          <w:p>
+            <w:r>
+              <w:t>5%</w:t>
             </w:r>
           </w:p>
         </w:tc>
@@ -2026,37 +460,37 @@
           </w:tcPr>
           <w:p>
             <w:r>
-              <w:t>创联世纪科技有限公司</w:t>
-            </w:r>
-          </w:p>
-        </w:tc>
-        <w:tc>
-          <w:tcPr>
-            <w:tcW w:type="dxa" w:w="2160"/>
-          </w:tcPr>
-          <w:p>
-            <w:r>
-              <w:t>医疗科技</w:t>
-            </w:r>
-          </w:p>
-        </w:tc>
-        <w:tc>
-          <w:tcPr>
-            <w:tcW w:type="dxa" w:w="2160"/>
-          </w:tcPr>
-          <w:p>
-            <w:r>
-              <w:t>451亿</w:t>
-            </w:r>
-          </w:p>
-        </w:tc>
-        <w:tc>
-          <w:tcPr>
-            <w:tcW w:type="dxa" w:w="2160"/>
-          </w:tcPr>
-          <w:p>
-            <w:r>
-              <w:t>13%</w:t>
+              <w:t>浦华众城网络有限公司</w:t>
+            </w:r>
+          </w:p>
+        </w:tc>
+        <w:tc>
+          <w:tcPr>
+            <w:tcW w:type="dxa" w:w="2160"/>
+          </w:tcPr>
+          <w:p>
+            <w:r>
+              <w:t>新能源</w:t>
+            </w:r>
+          </w:p>
+        </w:tc>
+        <w:tc>
+          <w:tcPr>
+            <w:tcW w:type="dxa" w:w="2160"/>
+          </w:tcPr>
+          <w:p>
+            <w:r>
+              <w:t>566亿</w:t>
+            </w:r>
+          </w:p>
+        </w:tc>
+        <w:tc>
+          <w:tcPr>
+            <w:tcW w:type="dxa" w:w="2160"/>
+          </w:tcPr>
+          <w:p>
+            <w:r>
+              <w:t>15%</w:t>
             </w:r>
           </w:p>
         </w:tc>
@@ -2068,37 +502,37 @@
           </w:tcPr>
           <w:p>
             <w:r>
-              <w:t>精芯信息有限公司</w:t>
-            </w:r>
-          </w:p>
-        </w:tc>
-        <w:tc>
-          <w:tcPr>
-            <w:tcW w:type="dxa" w:w="2160"/>
-          </w:tcPr>
-          <w:p>
-            <w:r>
-              <w:t>消费科技</w:t>
-            </w:r>
-          </w:p>
-        </w:tc>
-        <w:tc>
-          <w:tcPr>
-            <w:tcW w:type="dxa" w:w="2160"/>
-          </w:tcPr>
-          <w:p>
-            <w:r>
-              <w:t>746亿</w:t>
-            </w:r>
-          </w:p>
-        </w:tc>
-        <w:tc>
-          <w:tcPr>
-            <w:tcW w:type="dxa" w:w="2160"/>
-          </w:tcPr>
-          <w:p>
-            <w:r>
-              <w:t>7%</w:t>
+              <w:t>良诺科技有限公司</w:t>
+            </w:r>
+          </w:p>
+        </w:tc>
+        <w:tc>
+          <w:tcPr>
+            <w:tcW w:type="dxa" w:w="2160"/>
+          </w:tcPr>
+          <w:p>
+            <w:r>
+              <w:t>云计算</w:t>
+            </w:r>
+          </w:p>
+        </w:tc>
+        <w:tc>
+          <w:tcPr>
+            <w:tcW w:type="dxa" w:w="2160"/>
+          </w:tcPr>
+          <w:p>
+            <w:r>
+              <w:t>311亿</w:t>
+            </w:r>
+          </w:p>
+        </w:tc>
+        <w:tc>
+          <w:tcPr>
+            <w:tcW w:type="dxa" w:w="2160"/>
+          </w:tcPr>
+          <w:p>
+            <w:r>
+              <w:t>13%</w:t>
             </w:r>
           </w:p>
         </w:tc>
@@ -2110,37 +544,37 @@
           </w:tcPr>
           <w:p>
             <w:r>
-              <w:t>精芯信息有限公司</w:t>
-            </w:r>
-          </w:p>
-        </w:tc>
-        <w:tc>
-          <w:tcPr>
-            <w:tcW w:type="dxa" w:w="2160"/>
-          </w:tcPr>
-          <w:p>
-            <w:r>
-              <w:t>消费科技</w:t>
-            </w:r>
-          </w:p>
-        </w:tc>
-        <w:tc>
-          <w:tcPr>
-            <w:tcW w:type="dxa" w:w="2160"/>
-          </w:tcPr>
-          <w:p>
-            <w:r>
-              <w:t>142亿</w:t>
-            </w:r>
-          </w:p>
-        </w:tc>
-        <w:tc>
-          <w:tcPr>
-            <w:tcW w:type="dxa" w:w="2160"/>
-          </w:tcPr>
-          <w:p>
-            <w:r>
-              <w:t>28%</w:t>
+              <w:t>通际名联科技有限公司</w:t>
+            </w:r>
+          </w:p>
+        </w:tc>
+        <w:tc>
+          <w:tcPr>
+            <w:tcW w:type="dxa" w:w="2160"/>
+          </w:tcPr>
+          <w:p>
+            <w:r>
+              <w:t>人工智能</w:t>
+            </w:r>
+          </w:p>
+        </w:tc>
+        <w:tc>
+          <w:tcPr>
+            <w:tcW w:type="dxa" w:w="2160"/>
+          </w:tcPr>
+          <w:p>
+            <w:r>
+              <w:t>635亿</w:t>
+            </w:r>
+          </w:p>
+        </w:tc>
+        <w:tc>
+          <w:tcPr>
+            <w:tcW w:type="dxa" w:w="2160"/>
+          </w:tcPr>
+          <w:p>
+            <w:r>
+              <w:t>18%</w:t>
             </w:r>
           </w:p>
         </w:tc>
@@ -2152,37 +586,37 @@
           </w:tcPr>
           <w:p>
             <w:r>
-              <w:t>信诚致远传媒有限公司</w:t>
-            </w:r>
-          </w:p>
-        </w:tc>
-        <w:tc>
-          <w:tcPr>
-            <w:tcW w:type="dxa" w:w="2160"/>
-          </w:tcPr>
-          <w:p>
-            <w:r>
-              <w:t>人工智能</w:t>
-            </w:r>
-          </w:p>
-        </w:tc>
-        <w:tc>
-          <w:tcPr>
-            <w:tcW w:type="dxa" w:w="2160"/>
-          </w:tcPr>
-          <w:p>
-            <w:r>
-              <w:t>544亿</w:t>
-            </w:r>
-          </w:p>
-        </w:tc>
-        <w:tc>
-          <w:tcPr>
-            <w:tcW w:type="dxa" w:w="2160"/>
-          </w:tcPr>
-          <w:p>
-            <w:r>
-              <w:t>29%</w:t>
+              <w:t>良诺科技有限公司</w:t>
+            </w:r>
+          </w:p>
+        </w:tc>
+        <w:tc>
+          <w:tcPr>
+            <w:tcW w:type="dxa" w:w="2160"/>
+          </w:tcPr>
+          <w:p>
+            <w:r>
+              <w:t>云计算</w:t>
+            </w:r>
+          </w:p>
+        </w:tc>
+        <w:tc>
+          <w:tcPr>
+            <w:tcW w:type="dxa" w:w="2160"/>
+          </w:tcPr>
+          <w:p>
+            <w:r>
+              <w:t>351亿</w:t>
+            </w:r>
+          </w:p>
+        </w:tc>
+        <w:tc>
+          <w:tcPr>
+            <w:tcW w:type="dxa" w:w="2160"/>
+          </w:tcPr>
+          <w:p>
+            <w:r>
+              <w:t>15%</w:t>
             </w:r>
           </w:p>
         </w:tc>
@@ -2194,27 +628,27 @@
           </w:tcPr>
           <w:p>
             <w:r>
-              <w:t>创亿信息有限公司</w:t>
-            </w:r>
-          </w:p>
-        </w:tc>
-        <w:tc>
-          <w:tcPr>
-            <w:tcW w:type="dxa" w:w="2160"/>
-          </w:tcPr>
-          <w:p>
-            <w:r>
-              <w:t>医疗科技</w:t>
-            </w:r>
-          </w:p>
-        </w:tc>
-        <w:tc>
-          <w:tcPr>
-            <w:tcW w:type="dxa" w:w="2160"/>
-          </w:tcPr>
-          <w:p>
-            <w:r>
-              <w:t>442亿</w:t>
+              <w:t>良诺科技有限公司</w:t>
+            </w:r>
+          </w:p>
+        </w:tc>
+        <w:tc>
+          <w:tcPr>
+            <w:tcW w:type="dxa" w:w="2160"/>
+          </w:tcPr>
+          <w:p>
+            <w:r>
+              <w:t>云计算</w:t>
+            </w:r>
+          </w:p>
+        </w:tc>
+        <w:tc>
+          <w:tcPr>
+            <w:tcW w:type="dxa" w:w="2160"/>
+          </w:tcPr>
+          <w:p>
+            <w:r>
+              <w:t>456亿</w:t>
             </w:r>
           </w:p>
         </w:tc>
@@ -2236,37 +670,37 @@
           </w:tcPr>
           <w:p>
             <w:r>
-              <w:t>华远软件信息有限公司</w:t>
-            </w:r>
-          </w:p>
-        </w:tc>
-        <w:tc>
-          <w:tcPr>
-            <w:tcW w:type="dxa" w:w="2160"/>
-          </w:tcPr>
-          <w:p>
-            <w:r>
-              <w:t>半导体</w:t>
-            </w:r>
-          </w:p>
-        </w:tc>
-        <w:tc>
-          <w:tcPr>
-            <w:tcW w:type="dxa" w:w="2160"/>
-          </w:tcPr>
-          <w:p>
-            <w:r>
-              <w:t>257亿</w:t>
-            </w:r>
-          </w:p>
-        </w:tc>
-        <w:tc>
-          <w:tcPr>
-            <w:tcW w:type="dxa" w:w="2160"/>
-          </w:tcPr>
-          <w:p>
-            <w:r>
-              <w:t>19%</w:t>
+              <w:t>图龙信息传媒有限公司</w:t>
+            </w:r>
+          </w:p>
+        </w:tc>
+        <w:tc>
+          <w:tcPr>
+            <w:tcW w:type="dxa" w:w="2160"/>
+          </w:tcPr>
+          <w:p>
+            <w:r>
+              <w:t>机器人</w:t>
+            </w:r>
+          </w:p>
+        </w:tc>
+        <w:tc>
+          <w:tcPr>
+            <w:tcW w:type="dxa" w:w="2160"/>
+          </w:tcPr>
+          <w:p>
+            <w:r>
+              <w:t>515亿</w:t>
+            </w:r>
+          </w:p>
+        </w:tc>
+        <w:tc>
+          <w:tcPr>
+            <w:tcW w:type="dxa" w:w="2160"/>
+          </w:tcPr>
+          <w:p>
+            <w:r>
+              <w:t>18%</w:t>
             </w:r>
           </w:p>
         </w:tc>
@@ -2278,37 +712,37 @@
           </w:tcPr>
           <w:p>
             <w:r>
-              <w:t>国讯网络有限公司</w:t>
-            </w:r>
-          </w:p>
-        </w:tc>
-        <w:tc>
-          <w:tcPr>
-            <w:tcW w:type="dxa" w:w="2160"/>
-          </w:tcPr>
-          <w:p>
-            <w:r>
-              <w:t>云计算</w:t>
-            </w:r>
-          </w:p>
-        </w:tc>
-        <w:tc>
-          <w:tcPr>
-            <w:tcW w:type="dxa" w:w="2160"/>
-          </w:tcPr>
-          <w:p>
-            <w:r>
-              <w:t>527亿</w:t>
-            </w:r>
-          </w:p>
-        </w:tc>
-        <w:tc>
-          <w:tcPr>
-            <w:tcW w:type="dxa" w:w="2160"/>
-          </w:tcPr>
-          <w:p>
-            <w:r>
-              <w:t>20%</w:t>
+              <w:t>联软科技有限公司</w:t>
+            </w:r>
+          </w:p>
+        </w:tc>
+        <w:tc>
+          <w:tcPr>
+            <w:tcW w:type="dxa" w:w="2160"/>
+          </w:tcPr>
+          <w:p>
+            <w:r>
+              <w:t>消费科技</w:t>
+            </w:r>
+          </w:p>
+        </w:tc>
+        <w:tc>
+          <w:tcPr>
+            <w:tcW w:type="dxa" w:w="2160"/>
+          </w:tcPr>
+          <w:p>
+            <w:r>
+              <w:t>391亿</w:t>
+            </w:r>
+          </w:p>
+        </w:tc>
+        <w:tc>
+          <w:tcPr>
+            <w:tcW w:type="dxa" w:w="2160"/>
+          </w:tcPr>
+          <w:p>
+            <w:r>
+              <w:t>21%</w:t>
             </w:r>
           </w:p>
         </w:tc>
@@ -2320,37 +754,37 @@
           </w:tcPr>
           <w:p>
             <w:r>
-              <w:t>富罳信息有限公司</w:t>
-            </w:r>
-          </w:p>
-        </w:tc>
-        <w:tc>
-          <w:tcPr>
-            <w:tcW w:type="dxa" w:w="2160"/>
-          </w:tcPr>
-          <w:p>
-            <w:r>
-              <w:t>医疗科技</w:t>
-            </w:r>
-          </w:p>
-        </w:tc>
-        <w:tc>
-          <w:tcPr>
-            <w:tcW w:type="dxa" w:w="2160"/>
-          </w:tcPr>
-          <w:p>
-            <w:r>
-              <w:t>213亿</w:t>
-            </w:r>
-          </w:p>
-        </w:tc>
-        <w:tc>
-          <w:tcPr>
-            <w:tcW w:type="dxa" w:w="2160"/>
-          </w:tcPr>
-          <w:p>
-            <w:r>
-              <w:t>25%</w:t>
+              <w:t>雨林木风计算机科技有限公司</w:t>
+            </w:r>
+          </w:p>
+        </w:tc>
+        <w:tc>
+          <w:tcPr>
+            <w:tcW w:type="dxa" w:w="2160"/>
+          </w:tcPr>
+          <w:p>
+            <w:r>
+              <w:t>半导体</w:t>
+            </w:r>
+          </w:p>
+        </w:tc>
+        <w:tc>
+          <w:tcPr>
+            <w:tcW w:type="dxa" w:w="2160"/>
+          </w:tcPr>
+          <w:p>
+            <w:r>
+              <w:t>302亿</w:t>
+            </w:r>
+          </w:p>
+        </w:tc>
+        <w:tc>
+          <w:tcPr>
+            <w:tcW w:type="dxa" w:w="2160"/>
+          </w:tcPr>
+          <w:p>
+            <w:r>
+              <w:t>11%</w:t>
             </w:r>
           </w:p>
         </w:tc>
@@ -2361,17 +795,810 @@
         <w:pStyle w:val="Heading1"/>
       </w:pPr>
       <w:r>
-        <w:t>行业分析 4</w:t>
+        <w:t>行业分析 2</w:t>
       </w:r>
     </w:p>
     <w:p>
       <w:r>
         <w:br/>
-        <w:t>风险管理部认为，新能源 行业仍然面临若干</w:t>
+        <w:t>联通时科传媒有限公司 是中国 消费科技 行业的重要企业之一。</w:t>
+        <w:br/>
+        <w:t>根据华辰资本 风险管理部 的研究，该公司成立于 2014 年，</w:t>
+        <w:br/>
+        <w:t>目前员工规模约 3667 人。公司近年来持续加大研发投入，</w:t>
+        <w:br/>
+        <w:t>在核心技术方面形成了较强的竞争壁垒。</w:t>
+        <w:br/>
+      </w:r>
+    </w:p>
+    <w:p>
+      <w:r>
+        <w:br/>
+        <w:t>根据内部财务模型测算，鑫博腾飞信息有限公司 在未来三年</w:t>
+        <w:br/>
+        <w:t>收入复合增长率预计可达到 27% 左右。</w:t>
+        <w:br/>
+        <w:t>该预测基于行业需求增长以及公司产能扩张计划。</w:t>
+        <w:br/>
+      </w:r>
+    </w:p>
+    <w:p>
+      <w:r>
+        <w:br/>
+        <w:t>根据内部财务模型测算，昂歌信息信息有限公司 在未来三年</w:t>
+        <w:br/>
+        <w:t>收入复合增长率预计可达到 33% 左右。</w:t>
+        <w:br/>
+        <w:t>该预测基于行业需求增长以及公司产能扩张计划。</w:t>
+        <w:br/>
+      </w:r>
+    </w:p>
+    <w:p>
+      <w:r>
+        <w:br/>
+        <w:t>根据内部财务模型测算，泰麒麟网络有限公司 在未来三年</w:t>
+        <w:br/>
+        <w:t>收入复合增长率预计可达到 23% 左右。</w:t>
+        <w:br/>
+        <w:t>该预测基于行业需求增长以及公司产能扩张计划。</w:t>
+        <w:br/>
+      </w:r>
+    </w:p>
+    <w:p>
+      <w:r>
+        <w:br/>
+        <w:t>风险管理部认为，人工智能 行业仍然面临若干</w:t>
         <w:br/>
         <w:t>不确定性因素，包括技术迭代风险、政策变化、</w:t>
         <w:br/>
         <w:t>以及市场竞争加剧等问题。</w:t>
+        <w:br/>
+      </w:r>
+    </w:p>
+    <w:p>
+      <w:r>
+        <w:br/>
+        <w:t>根据内部财务模型测算，九方传媒有限公司 在未来三年</w:t>
+        <w:br/>
+        <w:t>收入复合增长率预计可达到 21% 左右。</w:t>
+        <w:br/>
+        <w:t>该预测基于行业需求增长以及公司产能扩张计划。</w:t>
+        <w:br/>
+      </w:r>
+    </w:p>
+    <w:p>
+      <w:r>
+        <w:br/>
+        <w:t>华辰资本旗下的 HC AI Innovation Fund 在最近的资产配置会议中</w:t>
+        <w:br/>
+        <w:t>讨论了 人工智能 行业的投资机会，并对 通际名联科技有限公司</w:t>
+        <w:br/>
+        <w:t>进行了重点评估。</w:t>
+        <w:br/>
+      </w:r>
+    </w:p>
+    <w:p>
+      <w:r>
+        <w:br/>
+        <w:t>根据内部财务模型测算，联软网络有限公司 在未来三年</w:t>
+        <w:br/>
+        <w:t>收入复合增长率预计可达到 34% 左右。</w:t>
+        <w:br/>
+        <w:t>该预测基于行业需求增长以及公司产能扩张计划。</w:t>
+        <w:br/>
+      </w:r>
+    </w:p>
+    <w:tbl>
+      <w:tblPr>
+        <w:tblW w:type="auto" w:w="0"/>
+        <w:tblLook w:firstColumn="1" w:firstRow="1" w:lastColumn="0" w:lastRow="0" w:noHBand="0" w:noVBand="1" w:val="04A0"/>
+      </w:tblPr>
+      <w:tblGrid>
+        <w:gridCol w:w="2160"/>
+        <w:gridCol w:w="2160"/>
+        <w:gridCol w:w="2160"/>
+        <w:gridCol w:w="2160"/>
+      </w:tblGrid>
+      <w:tr>
+        <w:tc>
+          <w:tcPr>
+            <w:tcW w:type="dxa" w:w="2160"/>
+          </w:tcPr>
+          <w:p>
+            <w:r>
+              <w:t>公司</w:t>
+            </w:r>
+          </w:p>
+        </w:tc>
+        <w:tc>
+          <w:tcPr>
+            <w:tcW w:type="dxa" w:w="2160"/>
+          </w:tcPr>
+          <w:p>
+            <w:r>
+              <w:t>行业</w:t>
+            </w:r>
+          </w:p>
+        </w:tc>
+        <w:tc>
+          <w:tcPr>
+            <w:tcW w:type="dxa" w:w="2160"/>
+          </w:tcPr>
+          <w:p>
+            <w:r>
+              <w:t>市值</w:t>
+            </w:r>
+          </w:p>
+        </w:tc>
+        <w:tc>
+          <w:tcPr>
+            <w:tcW w:type="dxa" w:w="2160"/>
+          </w:tcPr>
+          <w:p>
+            <w:r>
+              <w:t>增长率</w:t>
+            </w:r>
+          </w:p>
+        </w:tc>
+      </w:tr>
+      <w:tr>
+        <w:tc>
+          <w:tcPr>
+            <w:tcW w:type="dxa" w:w="2160"/>
+          </w:tcPr>
+          <w:p>
+            <w:r>
+              <w:t>明腾传媒有限公司</w:t>
+            </w:r>
+          </w:p>
+        </w:tc>
+        <w:tc>
+          <w:tcPr>
+            <w:tcW w:type="dxa" w:w="2160"/>
+          </w:tcPr>
+          <w:p>
+            <w:r>
+              <w:t>人工智能</w:t>
+            </w:r>
+          </w:p>
+        </w:tc>
+        <w:tc>
+          <w:tcPr>
+            <w:tcW w:type="dxa" w:w="2160"/>
+          </w:tcPr>
+          <w:p>
+            <w:r>
+              <w:t>502亿</w:t>
+            </w:r>
+          </w:p>
+        </w:tc>
+        <w:tc>
+          <w:tcPr>
+            <w:tcW w:type="dxa" w:w="2160"/>
+          </w:tcPr>
+          <w:p>
+            <w:r>
+              <w:t>26%</w:t>
+            </w:r>
+          </w:p>
+        </w:tc>
+      </w:tr>
+      <w:tr>
+        <w:tc>
+          <w:tcPr>
+            <w:tcW w:type="dxa" w:w="2160"/>
+          </w:tcPr>
+          <w:p>
+            <w:r>
+              <w:t>惠派国际公司科技有限公司</w:t>
+            </w:r>
+          </w:p>
+        </w:tc>
+        <w:tc>
+          <w:tcPr>
+            <w:tcW w:type="dxa" w:w="2160"/>
+          </w:tcPr>
+          <w:p>
+            <w:r>
+              <w:t>人工智能</w:t>
+            </w:r>
+          </w:p>
+        </w:tc>
+        <w:tc>
+          <w:tcPr>
+            <w:tcW w:type="dxa" w:w="2160"/>
+          </w:tcPr>
+          <w:p>
+            <w:r>
+              <w:t>604亿</w:t>
+            </w:r>
+          </w:p>
+        </w:tc>
+        <w:tc>
+          <w:tcPr>
+            <w:tcW w:type="dxa" w:w="2160"/>
+          </w:tcPr>
+          <w:p>
+            <w:r>
+              <w:t>14%</w:t>
+            </w:r>
+          </w:p>
+        </w:tc>
+      </w:tr>
+      <w:tr>
+        <w:tc>
+          <w:tcPr>
+            <w:tcW w:type="dxa" w:w="2160"/>
+          </w:tcPr>
+          <w:p>
+            <w:r>
+              <w:t>明腾传媒有限公司</w:t>
+            </w:r>
+          </w:p>
+        </w:tc>
+        <w:tc>
+          <w:tcPr>
+            <w:tcW w:type="dxa" w:w="2160"/>
+          </w:tcPr>
+          <w:p>
+            <w:r>
+              <w:t>人工智能</w:t>
+            </w:r>
+          </w:p>
+        </w:tc>
+        <w:tc>
+          <w:tcPr>
+            <w:tcW w:type="dxa" w:w="2160"/>
+          </w:tcPr>
+          <w:p>
+            <w:r>
+              <w:t>307亿</w:t>
+            </w:r>
+          </w:p>
+        </w:tc>
+        <w:tc>
+          <w:tcPr>
+            <w:tcW w:type="dxa" w:w="2160"/>
+          </w:tcPr>
+          <w:p>
+            <w:r>
+              <w:t>23%</w:t>
+            </w:r>
+          </w:p>
+        </w:tc>
+      </w:tr>
+      <w:tr>
+        <w:tc>
+          <w:tcPr>
+            <w:tcW w:type="dxa" w:w="2160"/>
+          </w:tcPr>
+          <w:p>
+            <w:r>
+              <w:t>通际名联科技有限公司</w:t>
+            </w:r>
+          </w:p>
+        </w:tc>
+        <w:tc>
+          <w:tcPr>
+            <w:tcW w:type="dxa" w:w="2160"/>
+          </w:tcPr>
+          <w:p>
+            <w:r>
+              <w:t>人工智能</w:t>
+            </w:r>
+          </w:p>
+        </w:tc>
+        <w:tc>
+          <w:tcPr>
+            <w:tcW w:type="dxa" w:w="2160"/>
+          </w:tcPr>
+          <w:p>
+            <w:r>
+              <w:t>119亿</w:t>
+            </w:r>
+          </w:p>
+        </w:tc>
+        <w:tc>
+          <w:tcPr>
+            <w:tcW w:type="dxa" w:w="2160"/>
+          </w:tcPr>
+          <w:p>
+            <w:r>
+              <w:t>13%</w:t>
+            </w:r>
+          </w:p>
+        </w:tc>
+      </w:tr>
+      <w:tr>
+        <w:tc>
+          <w:tcPr>
+            <w:tcW w:type="dxa" w:w="2160"/>
+          </w:tcPr>
+          <w:p>
+            <w:r>
+              <w:t>良诺科技有限公司</w:t>
+            </w:r>
+          </w:p>
+        </w:tc>
+        <w:tc>
+          <w:tcPr>
+            <w:tcW w:type="dxa" w:w="2160"/>
+          </w:tcPr>
+          <w:p>
+            <w:r>
+              <w:t>云计算</w:t>
+            </w:r>
+          </w:p>
+        </w:tc>
+        <w:tc>
+          <w:tcPr>
+            <w:tcW w:type="dxa" w:w="2160"/>
+          </w:tcPr>
+          <w:p>
+            <w:r>
+              <w:t>566亿</w:t>
+            </w:r>
+          </w:p>
+        </w:tc>
+        <w:tc>
+          <w:tcPr>
+            <w:tcW w:type="dxa" w:w="2160"/>
+          </w:tcPr>
+          <w:p>
+            <w:r>
+              <w:t>18%</w:t>
+            </w:r>
+          </w:p>
+        </w:tc>
+      </w:tr>
+      <w:tr>
+        <w:tc>
+          <w:tcPr>
+            <w:tcW w:type="dxa" w:w="2160"/>
+          </w:tcPr>
+          <w:p>
+            <w:r>
+              <w:t>方正科技传媒有限公司</w:t>
+            </w:r>
+          </w:p>
+        </w:tc>
+        <w:tc>
+          <w:tcPr>
+            <w:tcW w:type="dxa" w:w="2160"/>
+          </w:tcPr>
+          <w:p>
+            <w:r>
+              <w:t>人工智能</w:t>
+            </w:r>
+          </w:p>
+        </w:tc>
+        <w:tc>
+          <w:tcPr>
+            <w:tcW w:type="dxa" w:w="2160"/>
+          </w:tcPr>
+          <w:p>
+            <w:r>
+              <w:t>351亿</w:t>
+            </w:r>
+          </w:p>
+        </w:tc>
+        <w:tc>
+          <w:tcPr>
+            <w:tcW w:type="dxa" w:w="2160"/>
+          </w:tcPr>
+          <w:p>
+            <w:r>
+              <w:t>15%</w:t>
+            </w:r>
+          </w:p>
+        </w:tc>
+      </w:tr>
+      <w:tr>
+        <w:tc>
+          <w:tcPr>
+            <w:tcW w:type="dxa" w:w="2160"/>
+          </w:tcPr>
+          <w:p>
+            <w:r>
+              <w:t>巨奥传媒有限公司</w:t>
+            </w:r>
+          </w:p>
+        </w:tc>
+        <w:tc>
+          <w:tcPr>
+            <w:tcW w:type="dxa" w:w="2160"/>
+          </w:tcPr>
+          <w:p>
+            <w:r>
+              <w:t>人工智能</w:t>
+            </w:r>
+          </w:p>
+        </w:tc>
+        <w:tc>
+          <w:tcPr>
+            <w:tcW w:type="dxa" w:w="2160"/>
+          </w:tcPr>
+          <w:p>
+            <w:r>
+              <w:t>610亿</w:t>
+            </w:r>
+          </w:p>
+        </w:tc>
+        <w:tc>
+          <w:tcPr>
+            <w:tcW w:type="dxa" w:w="2160"/>
+          </w:tcPr>
+          <w:p>
+            <w:r>
+              <w:t>28%</w:t>
+            </w:r>
+          </w:p>
+        </w:tc>
+      </w:tr>
+      <w:tr>
+        <w:tc>
+          <w:tcPr>
+            <w:tcW w:type="dxa" w:w="2160"/>
+          </w:tcPr>
+          <w:p>
+            <w:r>
+              <w:t>创联世纪信息有限公司</w:t>
+            </w:r>
+          </w:p>
+        </w:tc>
+        <w:tc>
+          <w:tcPr>
+            <w:tcW w:type="dxa" w:w="2160"/>
+          </w:tcPr>
+          <w:p>
+            <w:r>
+              <w:t>云计算</w:t>
+            </w:r>
+          </w:p>
+        </w:tc>
+        <w:tc>
+          <w:tcPr>
+            <w:tcW w:type="dxa" w:w="2160"/>
+          </w:tcPr>
+          <w:p>
+            <w:r>
+              <w:t>559亿</w:t>
+            </w:r>
+          </w:p>
+        </w:tc>
+        <w:tc>
+          <w:tcPr>
+            <w:tcW w:type="dxa" w:w="2160"/>
+          </w:tcPr>
+          <w:p>
+            <w:r>
+              <w:t>20%</w:t>
+            </w:r>
+          </w:p>
+        </w:tc>
+      </w:tr>
+      <w:tr>
+        <w:tc>
+          <w:tcPr>
+            <w:tcW w:type="dxa" w:w="2160"/>
+          </w:tcPr>
+          <w:p>
+            <w:r>
+              <w:t>佳禾传媒有限公司</w:t>
+            </w:r>
+          </w:p>
+        </w:tc>
+        <w:tc>
+          <w:tcPr>
+            <w:tcW w:type="dxa" w:w="2160"/>
+          </w:tcPr>
+          <w:p>
+            <w:r>
+              <w:t>云计算</w:t>
+            </w:r>
+          </w:p>
+        </w:tc>
+        <w:tc>
+          <w:tcPr>
+            <w:tcW w:type="dxa" w:w="2160"/>
+          </w:tcPr>
+          <w:p>
+            <w:r>
+              <w:t>272亿</w:t>
+            </w:r>
+          </w:p>
+        </w:tc>
+        <w:tc>
+          <w:tcPr>
+            <w:tcW w:type="dxa" w:w="2160"/>
+          </w:tcPr>
+          <w:p>
+            <w:r>
+              <w:t>23%</w:t>
+            </w:r>
+          </w:p>
+        </w:tc>
+      </w:tr>
+      <w:tr>
+        <w:tc>
+          <w:tcPr>
+            <w:tcW w:type="dxa" w:w="2160"/>
+          </w:tcPr>
+          <w:p>
+            <w:r>
+              <w:t>信诚致远科技有限公司</w:t>
+            </w:r>
+          </w:p>
+        </w:tc>
+        <w:tc>
+          <w:tcPr>
+            <w:tcW w:type="dxa" w:w="2160"/>
+          </w:tcPr>
+          <w:p>
+            <w:r>
+              <w:t>云计算</w:t>
+            </w:r>
+          </w:p>
+        </w:tc>
+        <w:tc>
+          <w:tcPr>
+            <w:tcW w:type="dxa" w:w="2160"/>
+          </w:tcPr>
+          <w:p>
+            <w:r>
+              <w:t>774亿</w:t>
+            </w:r>
+          </w:p>
+        </w:tc>
+        <w:tc>
+          <w:tcPr>
+            <w:tcW w:type="dxa" w:w="2160"/>
+          </w:tcPr>
+          <w:p>
+            <w:r>
+              <w:t>8%</w:t>
+            </w:r>
+          </w:p>
+        </w:tc>
+      </w:tr>
+      <w:tr>
+        <w:tc>
+          <w:tcPr>
+            <w:tcW w:type="dxa" w:w="2160"/>
+          </w:tcPr>
+          <w:p>
+            <w:r>
+              <w:t>泰麒麟网络有限公司</w:t>
+            </w:r>
+          </w:p>
+        </w:tc>
+        <w:tc>
+          <w:tcPr>
+            <w:tcW w:type="dxa" w:w="2160"/>
+          </w:tcPr>
+          <w:p>
+            <w:r>
+              <w:t>云计算</w:t>
+            </w:r>
+          </w:p>
+        </w:tc>
+        <w:tc>
+          <w:tcPr>
+            <w:tcW w:type="dxa" w:w="2160"/>
+          </w:tcPr>
+          <w:p>
+            <w:r>
+              <w:t>483亿</w:t>
+            </w:r>
+          </w:p>
+        </w:tc>
+        <w:tc>
+          <w:tcPr>
+            <w:tcW w:type="dxa" w:w="2160"/>
+          </w:tcPr>
+          <w:p>
+            <w:r>
+              <w:t>11%</w:t>
+            </w:r>
+          </w:p>
+        </w:tc>
+      </w:tr>
+      <w:tr>
+        <w:tc>
+          <w:tcPr>
+            <w:tcW w:type="dxa" w:w="2160"/>
+          </w:tcPr>
+          <w:p>
+            <w:r>
+              <w:t>联通时科传媒有限公司</w:t>
+            </w:r>
+          </w:p>
+        </w:tc>
+        <w:tc>
+          <w:tcPr>
+            <w:tcW w:type="dxa" w:w="2160"/>
+          </w:tcPr>
+          <w:p>
+            <w:r>
+              <w:t>消费科技</w:t>
+            </w:r>
+          </w:p>
+        </w:tc>
+        <w:tc>
+          <w:tcPr>
+            <w:tcW w:type="dxa" w:w="2160"/>
+          </w:tcPr>
+          <w:p>
+            <w:r>
+              <w:t>103亿</w:t>
+            </w:r>
+          </w:p>
+        </w:tc>
+        <w:tc>
+          <w:tcPr>
+            <w:tcW w:type="dxa" w:w="2160"/>
+          </w:tcPr>
+          <w:p>
+            <w:r>
+              <w:t>16%</w:t>
+            </w:r>
+          </w:p>
+        </w:tc>
+      </w:tr>
+      <w:tr>
+        <w:tc>
+          <w:tcPr>
+            <w:tcW w:type="dxa" w:w="2160"/>
+          </w:tcPr>
+          <w:p>
+            <w:r>
+              <w:t>华成育卓传媒有限公司</w:t>
+            </w:r>
+          </w:p>
+        </w:tc>
+        <w:tc>
+          <w:tcPr>
+            <w:tcW w:type="dxa" w:w="2160"/>
+          </w:tcPr>
+          <w:p>
+            <w:r>
+              <w:t>人工智能</w:t>
+            </w:r>
+          </w:p>
+        </w:tc>
+        <w:tc>
+          <w:tcPr>
+            <w:tcW w:type="dxa" w:w="2160"/>
+          </w:tcPr>
+          <w:p>
+            <w:r>
+              <w:t>117亿</w:t>
+            </w:r>
+          </w:p>
+        </w:tc>
+        <w:tc>
+          <w:tcPr>
+            <w:tcW w:type="dxa" w:w="2160"/>
+          </w:tcPr>
+          <w:p>
+            <w:r>
+              <w:t>10%</w:t>
+            </w:r>
+          </w:p>
+        </w:tc>
+      </w:tr>
+      <w:tr>
+        <w:tc>
+          <w:tcPr>
+            <w:tcW w:type="dxa" w:w="2160"/>
+          </w:tcPr>
+          <w:p>
+            <w:r>
+              <w:t>新格林耐特网络有限公司</w:t>
+            </w:r>
+          </w:p>
+        </w:tc>
+        <w:tc>
+          <w:tcPr>
+            <w:tcW w:type="dxa" w:w="2160"/>
+          </w:tcPr>
+          <w:p>
+            <w:r>
+              <w:t>人工智能</w:t>
+            </w:r>
+          </w:p>
+        </w:tc>
+        <w:tc>
+          <w:tcPr>
+            <w:tcW w:type="dxa" w:w="2160"/>
+          </w:tcPr>
+          <w:p>
+            <w:r>
+              <w:t>324亿</w:t>
+            </w:r>
+          </w:p>
+        </w:tc>
+        <w:tc>
+          <w:tcPr>
+            <w:tcW w:type="dxa" w:w="2160"/>
+          </w:tcPr>
+          <w:p>
+            <w:r>
+              <w:t>14%</w:t>
+            </w:r>
+          </w:p>
+        </w:tc>
+      </w:tr>
+      <w:tr>
+        <w:tc>
+          <w:tcPr>
+            <w:tcW w:type="dxa" w:w="2160"/>
+          </w:tcPr>
+          <w:p>
+            <w:r>
+              <w:t>富罳网络有限公司</w:t>
+            </w:r>
+          </w:p>
+        </w:tc>
+        <w:tc>
+          <w:tcPr>
+            <w:tcW w:type="dxa" w:w="2160"/>
+          </w:tcPr>
+          <w:p>
+            <w:r>
+              <w:t>新能源</w:t>
+            </w:r>
+          </w:p>
+        </w:tc>
+        <w:tc>
+          <w:tcPr>
+            <w:tcW w:type="dxa" w:w="2160"/>
+          </w:tcPr>
+          <w:p>
+            <w:r>
+              <w:t>289亿</w:t>
+            </w:r>
+          </w:p>
+        </w:tc>
+        <w:tc>
+          <w:tcPr>
+            <w:tcW w:type="dxa" w:w="2160"/>
+          </w:tcPr>
+          <w:p>
+            <w:r>
+              <w:t>20%</w:t>
+            </w:r>
+          </w:p>
+        </w:tc>
+      </w:tr>
+    </w:tbl>
+    <w:p>
+      <w:pPr>
+        <w:pStyle w:val="Heading1"/>
+      </w:pPr>
+      <w:r>
+        <w:t>行业分析 3</w:t>
+      </w:r>
+    </w:p>
+    <w:p>
+      <w:r>
+        <w:br/>
+        <w:t>华辰资本旗下的 HC Quant Arbitrage Fund 在最近的资产配置会议中</w:t>
+        <w:br/>
+        <w:t>讨论了 医疗科技 行业的投资机会，并对 迪摩信息有限公司</w:t>
+        <w:br/>
+        <w:t>进行了重点评估。</w:t>
+        <w:br/>
+      </w:r>
+    </w:p>
+    <w:p>
+      <w:r>
+        <w:br/>
+        <w:t>从产业链角度看，消费科技 行业主要由上游设备厂商、</w:t>
+        <w:br/>
+        <w:t>中游平台企业以及下游应用厂商组成。</w:t>
+        <w:br/>
+        <w:t>联软科技有限公司 主要位于产业链的 中游 环节。</w:t>
         <w:br/>
       </w:r>
     </w:p>
@@ -2389,9 +1616,9 @@
     <w:p>
       <w:r>
         <w:br/>
-        <w:t>华辰资本旗下的 HC Quant Arbitrage Fund 在最近的资产配置会议中</w:t>
+        <w:t>华辰资本旗下的 HC Global Macro Fund 在最近的资产配置会议中</w:t>
         <w:br/>
-        <w:t>讨论了 医疗科技 行业的投资机会，并对 富罳信息有限公司</w:t>
+        <w:t>讨论了 新能源 行业的投资机会，并对 富罳网络有限公司</w:t>
         <w:br/>
         <w:t>进行了重点评估。</w:t>
         <w:br/>
@@ -2400,11 +1627,33 @@
     <w:p>
       <w:r>
         <w:br/>
-        <w:t>迪摩科技有限公司 是中国 人工智能 行业的重要企业之一。</w:t>
+        <w:t>华辰资本旗下的 HC AI Innovation Fund 在最近的资产配置会议中</w:t>
         <w:br/>
-        <w:t>根据华辰资本 投资委员会 的研究，该公司成立于 2017 年，</w:t>
+        <w:t>讨论了 人工智能 行业的投资机会，并对 通际名联科技有限公司</w:t>
         <w:br/>
-        <w:t>目前员工规模约 7554 人。公司近年来持续加大研发投入，</w:t>
+        <w:t>进行了重点评估。</w:t>
+        <w:br/>
+      </w:r>
+    </w:p>
+    <w:p>
+      <w:r>
+        <w:br/>
+        <w:t>华辰资本旗下的 HC Quant Arbitrage Fund 在最近的资产配置会议中</w:t>
+        <w:br/>
+        <w:t>讨论了 机器人 行业的投资机会，并对 图龙信息传媒有限公司</w:t>
+        <w:br/>
+        <w:t>进行了重点评估。</w:t>
+        <w:br/>
+      </w:r>
+    </w:p>
+    <w:p>
+      <w:r>
+        <w:br/>
+        <w:t>中建创业科技有限公司 是中国 半导体 行业的重要企业之一。</w:t>
+        <w:br/>
+        <w:t>根据华辰资本 资产配置委员会 的研究，该公司成立于 2006 年，</w:t>
+        <w:br/>
+        <w:t>目前员工规模约 6832 人。公司近年来持续加大研发投入，</w:t>
         <w:br/>
         <w:t>在核心技术方面形成了较强的竞争壁垒。</w:t>
         <w:br/>
@@ -2413,46 +1662,11 @@
     <w:p>
       <w:r>
         <w:br/>
-        <w:t>风险管理部认为，医疗科技 行业仍然面临若干</w:t>
+        <w:t>从产业链角度看，机器人 行业主要由上游设备厂商、</w:t>
         <w:br/>
-        <w:t>不确定性因素，包括技术迭代风险、政策变化、</w:t>
+        <w:t>中游平台企业以及下游应用厂商组成。</w:t>
         <w:br/>
-        <w:t>以及市场竞争加剧等问题。</w:t>
-        <w:br/>
-      </w:r>
-    </w:p>
-    <w:p>
-      <w:r>
-        <w:br/>
-        <w:t>华辰资本旗下的 HC AI Innovation Fund 在最近的资产配置会议中</w:t>
-        <w:br/>
-        <w:t>讨论了 医疗科技 行业的投资机会，并对 富罳信息有限公司</w:t>
-        <w:br/>
-        <w:t>进行了重点评估。</w:t>
-        <w:br/>
-      </w:r>
-    </w:p>
-    <w:p>
-      <w:r>
-        <w:br/>
-        <w:t>昊嘉网络有限公司 是中国 新能源 行业的重要企业之一。</w:t>
-        <w:br/>
-        <w:t>根据华辰资本 风险管理部 的研究，该公司成立于 2016 年，</w:t>
-        <w:br/>
-        <w:t>目前员工规模约 4510 人。公司近年来持续加大研发投入，</w:t>
-        <w:br/>
-        <w:t>在核心技术方面形成了较强的竞争壁垒。</w:t>
-        <w:br/>
-      </w:r>
-    </w:p>
-    <w:p>
-      <w:r>
-        <w:br/>
-        <w:t>风险管理部认为，医疗科技 行业仍然面临若干</w:t>
-        <w:br/>
-        <w:t>不确定性因素，包括技术迭代风险、政策变化、</w:t>
-        <w:br/>
-        <w:t>以及市场竞争加剧等问题。</w:t>
+        <w:t>毕博诚信息有限公司 主要位于产业链的 上游 环节。</w:t>
         <w:br/>
       </w:r>
     </w:p>
@@ -2516,7 +1730,7 @@
           </w:tcPr>
           <w:p>
             <w:r>
-              <w:t>飞利信科技有限公司</w:t>
+              <w:t>恩悌网络有限公司</w:t>
             </w:r>
           </w:p>
         </w:tc>
@@ -2536,17 +1750,17 @@
           </w:tcPr>
           <w:p>
             <w:r>
-              <w:t>399亿</w:t>
-            </w:r>
-          </w:p>
-        </w:tc>
-        <w:tc>
-          <w:tcPr>
-            <w:tcW w:type="dxa" w:w="2160"/>
-          </w:tcPr>
-          <w:p>
-            <w:r>
-              <w:t>9%</w:t>
+              <w:t>166亿</w:t>
+            </w:r>
+          </w:p>
+        </w:tc>
+        <w:tc>
+          <w:tcPr>
+            <w:tcW w:type="dxa" w:w="2160"/>
+          </w:tcPr>
+          <w:p>
+            <w:r>
+              <w:t>18%</w:t>
             </w:r>
           </w:p>
         </w:tc>
@@ -2558,37 +1772,37 @@
           </w:tcPr>
           <w:p>
             <w:r>
-              <w:t>昊嘉网络有限公司</w:t>
-            </w:r>
-          </w:p>
-        </w:tc>
-        <w:tc>
-          <w:tcPr>
-            <w:tcW w:type="dxa" w:w="2160"/>
-          </w:tcPr>
-          <w:p>
-            <w:r>
-              <w:t>新能源</w:t>
-            </w:r>
-          </w:p>
-        </w:tc>
-        <w:tc>
-          <w:tcPr>
-            <w:tcW w:type="dxa" w:w="2160"/>
-          </w:tcPr>
-          <w:p>
-            <w:r>
-              <w:t>507亿</w:t>
-            </w:r>
-          </w:p>
-        </w:tc>
-        <w:tc>
-          <w:tcPr>
-            <w:tcW w:type="dxa" w:w="2160"/>
-          </w:tcPr>
-          <w:p>
-            <w:r>
-              <w:t>6%</w:t>
+              <w:t>华成育卓传媒有限公司</w:t>
+            </w:r>
+          </w:p>
+        </w:tc>
+        <w:tc>
+          <w:tcPr>
+            <w:tcW w:type="dxa" w:w="2160"/>
+          </w:tcPr>
+          <w:p>
+            <w:r>
+              <w:t>人工智能</w:t>
+            </w:r>
+          </w:p>
+        </w:tc>
+        <w:tc>
+          <w:tcPr>
+            <w:tcW w:type="dxa" w:w="2160"/>
+          </w:tcPr>
+          <w:p>
+            <w:r>
+              <w:t>233亿</w:t>
+            </w:r>
+          </w:p>
+        </w:tc>
+        <w:tc>
+          <w:tcPr>
+            <w:tcW w:type="dxa" w:w="2160"/>
+          </w:tcPr>
+          <w:p>
+            <w:r>
+              <w:t>23%</w:t>
             </w:r>
           </w:p>
         </w:tc>
@@ -2600,37 +1814,37 @@
           </w:tcPr>
           <w:p>
             <w:r>
-              <w:t>东方峻景网络有限公司</w:t>
-            </w:r>
-          </w:p>
-        </w:tc>
-        <w:tc>
-          <w:tcPr>
-            <w:tcW w:type="dxa" w:w="2160"/>
-          </w:tcPr>
-          <w:p>
-            <w:r>
-              <w:t>机器人</w:t>
-            </w:r>
-          </w:p>
-        </w:tc>
-        <w:tc>
-          <w:tcPr>
-            <w:tcW w:type="dxa" w:w="2160"/>
-          </w:tcPr>
-          <w:p>
-            <w:r>
-              <w:t>384亿</w:t>
-            </w:r>
-          </w:p>
-        </w:tc>
-        <w:tc>
-          <w:tcPr>
-            <w:tcW w:type="dxa" w:w="2160"/>
-          </w:tcPr>
-          <w:p>
-            <w:r>
-              <w:t>6%</w:t>
+              <w:t>新格林耐特网络有限公司</w:t>
+            </w:r>
+          </w:p>
+        </w:tc>
+        <w:tc>
+          <w:tcPr>
+            <w:tcW w:type="dxa" w:w="2160"/>
+          </w:tcPr>
+          <w:p>
+            <w:r>
+              <w:t>人工智能</w:t>
+            </w:r>
+          </w:p>
+        </w:tc>
+        <w:tc>
+          <w:tcPr>
+            <w:tcW w:type="dxa" w:w="2160"/>
+          </w:tcPr>
+          <w:p>
+            <w:r>
+              <w:t>224亿</w:t>
+            </w:r>
+          </w:p>
+        </w:tc>
+        <w:tc>
+          <w:tcPr>
+            <w:tcW w:type="dxa" w:w="2160"/>
+          </w:tcPr>
+          <w:p>
+            <w:r>
+              <w:t>24%</w:t>
             </w:r>
           </w:p>
         </w:tc>
@@ -2642,37 +1856,37 @@
           </w:tcPr>
           <w:p>
             <w:r>
-              <w:t>艾提科信科技有限公司</w:t>
-            </w:r>
-          </w:p>
-        </w:tc>
-        <w:tc>
-          <w:tcPr>
-            <w:tcW w:type="dxa" w:w="2160"/>
-          </w:tcPr>
-          <w:p>
-            <w:r>
-              <w:t>机器人</w:t>
-            </w:r>
-          </w:p>
-        </w:tc>
-        <w:tc>
-          <w:tcPr>
-            <w:tcW w:type="dxa" w:w="2160"/>
-          </w:tcPr>
-          <w:p>
-            <w:r>
-              <w:t>296亿</w:t>
-            </w:r>
-          </w:p>
-        </w:tc>
-        <w:tc>
-          <w:tcPr>
-            <w:tcW w:type="dxa" w:w="2160"/>
-          </w:tcPr>
-          <w:p>
-            <w:r>
-              <w:t>12%</w:t>
+              <w:t>昂歌信息信息有限公司</w:t>
+            </w:r>
+          </w:p>
+        </w:tc>
+        <w:tc>
+          <w:tcPr>
+            <w:tcW w:type="dxa" w:w="2160"/>
+          </w:tcPr>
+          <w:p>
+            <w:r>
+              <w:t>消费科技</w:t>
+            </w:r>
+          </w:p>
+        </w:tc>
+        <w:tc>
+          <w:tcPr>
+            <w:tcW w:type="dxa" w:w="2160"/>
+          </w:tcPr>
+          <w:p>
+            <w:r>
+              <w:t>416亿</w:t>
+            </w:r>
+          </w:p>
+        </w:tc>
+        <w:tc>
+          <w:tcPr>
+            <w:tcW w:type="dxa" w:w="2160"/>
+          </w:tcPr>
+          <w:p>
+            <w:r>
+              <w:t>25%</w:t>
             </w:r>
           </w:p>
         </w:tc>
@@ -2684,7 +1898,7 @@
           </w:tcPr>
           <w:p>
             <w:r>
-              <w:t>银嘉信息有限公司</w:t>
+              <w:t>飞海科技传媒有限公司</w:t>
             </w:r>
           </w:p>
         </w:tc>
@@ -2704,17 +1918,17 @@
           </w:tcPr>
           <w:p>
             <w:r>
-              <w:t>279亿</w:t>
-            </w:r>
-          </w:p>
-        </w:tc>
-        <w:tc>
-          <w:tcPr>
-            <w:tcW w:type="dxa" w:w="2160"/>
-          </w:tcPr>
-          <w:p>
-            <w:r>
-              <w:t>5%</w:t>
+              <w:t>522亿</w:t>
+            </w:r>
+          </w:p>
+        </w:tc>
+        <w:tc>
+          <w:tcPr>
+            <w:tcW w:type="dxa" w:w="2160"/>
+          </w:tcPr>
+          <w:p>
+            <w:r>
+              <w:t>16%</w:t>
             </w:r>
           </w:p>
         </w:tc>
@@ -2726,37 +1940,37 @@
           </w:tcPr>
           <w:p>
             <w:r>
-              <w:t>快讯网络有限公司</w:t>
-            </w:r>
-          </w:p>
-        </w:tc>
-        <w:tc>
-          <w:tcPr>
-            <w:tcW w:type="dxa" w:w="2160"/>
-          </w:tcPr>
-          <w:p>
-            <w:r>
-              <w:t>新能源</w:t>
-            </w:r>
-          </w:p>
-        </w:tc>
-        <w:tc>
-          <w:tcPr>
-            <w:tcW w:type="dxa" w:w="2160"/>
-          </w:tcPr>
-          <w:p>
-            <w:r>
-              <w:t>524亿</w:t>
-            </w:r>
-          </w:p>
-        </w:tc>
-        <w:tc>
-          <w:tcPr>
-            <w:tcW w:type="dxa" w:w="2160"/>
-          </w:tcPr>
-          <w:p>
-            <w:r>
-              <w:t>27%</w:t>
+              <w:t>精芯信息有限公司</w:t>
+            </w:r>
+          </w:p>
+        </w:tc>
+        <w:tc>
+          <w:tcPr>
+            <w:tcW w:type="dxa" w:w="2160"/>
+          </w:tcPr>
+          <w:p>
+            <w:r>
+              <w:t>半导体</w:t>
+            </w:r>
+          </w:p>
+        </w:tc>
+        <w:tc>
+          <w:tcPr>
+            <w:tcW w:type="dxa" w:w="2160"/>
+          </w:tcPr>
+          <w:p>
+            <w:r>
+              <w:t>300亿</w:t>
+            </w:r>
+          </w:p>
+        </w:tc>
+        <w:tc>
+          <w:tcPr>
+            <w:tcW w:type="dxa" w:w="2160"/>
+          </w:tcPr>
+          <w:p>
+            <w:r>
+              <w:t>8%</w:t>
             </w:r>
           </w:p>
         </w:tc>
@@ -2768,37 +1982,37 @@
           </w:tcPr>
           <w:p>
             <w:r>
-              <w:t>雨林木风计算机网络有限公司</w:t>
-            </w:r>
-          </w:p>
-        </w:tc>
-        <w:tc>
-          <w:tcPr>
-            <w:tcW w:type="dxa" w:w="2160"/>
-          </w:tcPr>
-          <w:p>
-            <w:r>
-              <w:t>医疗科技</w:t>
-            </w:r>
-          </w:p>
-        </w:tc>
-        <w:tc>
-          <w:tcPr>
-            <w:tcW w:type="dxa" w:w="2160"/>
-          </w:tcPr>
-          <w:p>
-            <w:r>
-              <w:t>353亿</w:t>
-            </w:r>
-          </w:p>
-        </w:tc>
-        <w:tc>
-          <w:tcPr>
-            <w:tcW w:type="dxa" w:w="2160"/>
-          </w:tcPr>
-          <w:p>
-            <w:r>
-              <w:t>16%</w:t>
+              <w:t>雨林木风计算机科技有限公司</w:t>
+            </w:r>
+          </w:p>
+        </w:tc>
+        <w:tc>
+          <w:tcPr>
+            <w:tcW w:type="dxa" w:w="2160"/>
+          </w:tcPr>
+          <w:p>
+            <w:r>
+              <w:t>半导体</w:t>
+            </w:r>
+          </w:p>
+        </w:tc>
+        <w:tc>
+          <w:tcPr>
+            <w:tcW w:type="dxa" w:w="2160"/>
+          </w:tcPr>
+          <w:p>
+            <w:r>
+              <w:t>141亿</w:t>
+            </w:r>
+          </w:p>
+        </w:tc>
+        <w:tc>
+          <w:tcPr>
+            <w:tcW w:type="dxa" w:w="2160"/>
+          </w:tcPr>
+          <w:p>
+            <w:r>
+              <w:t>29%</w:t>
             </w:r>
           </w:p>
         </w:tc>
@@ -2810,37 +2024,37 @@
           </w:tcPr>
           <w:p>
             <w:r>
-              <w:t>九方网络有限公司</w:t>
-            </w:r>
-          </w:p>
-        </w:tc>
-        <w:tc>
-          <w:tcPr>
-            <w:tcW w:type="dxa" w:w="2160"/>
-          </w:tcPr>
-          <w:p>
-            <w:r>
-              <w:t>新能源</w:t>
-            </w:r>
-          </w:p>
-        </w:tc>
-        <w:tc>
-          <w:tcPr>
-            <w:tcW w:type="dxa" w:w="2160"/>
-          </w:tcPr>
-          <w:p>
-            <w:r>
-              <w:t>218亿</w:t>
-            </w:r>
-          </w:p>
-        </w:tc>
-        <w:tc>
-          <w:tcPr>
-            <w:tcW w:type="dxa" w:w="2160"/>
-          </w:tcPr>
-          <w:p>
-            <w:r>
-              <w:t>25%</w:t>
+              <w:t>信诚致远网络有限公司</w:t>
+            </w:r>
+          </w:p>
+        </w:tc>
+        <w:tc>
+          <w:tcPr>
+            <w:tcW w:type="dxa" w:w="2160"/>
+          </w:tcPr>
+          <w:p>
+            <w:r>
+              <w:t>半导体</w:t>
+            </w:r>
+          </w:p>
+        </w:tc>
+        <w:tc>
+          <w:tcPr>
+            <w:tcW w:type="dxa" w:w="2160"/>
+          </w:tcPr>
+          <w:p>
+            <w:r>
+              <w:t>427亿</w:t>
+            </w:r>
+          </w:p>
+        </w:tc>
+        <w:tc>
+          <w:tcPr>
+            <w:tcW w:type="dxa" w:w="2160"/>
+          </w:tcPr>
+          <w:p>
+            <w:r>
+              <w:t>27%</w:t>
             </w:r>
           </w:p>
         </w:tc>
@@ -2852,7 +2066,7 @@
           </w:tcPr>
           <w:p>
             <w:r>
-              <w:t>新宇龙信息传媒有限公司</w:t>
+              <w:t>图龙信息传媒有限公司</w:t>
             </w:r>
           </w:p>
         </w:tc>
@@ -2872,17 +2086,17 @@
           </w:tcPr>
           <w:p>
             <w:r>
-              <w:t>350亿</w:t>
-            </w:r>
-          </w:p>
-        </w:tc>
-        <w:tc>
-          <w:tcPr>
-            <w:tcW w:type="dxa" w:w="2160"/>
-          </w:tcPr>
-          <w:p>
-            <w:r>
-              <w:t>14%</w:t>
+              <w:t>676亿</w:t>
+            </w:r>
+          </w:p>
+        </w:tc>
+        <w:tc>
+          <w:tcPr>
+            <w:tcW w:type="dxa" w:w="2160"/>
+          </w:tcPr>
+          <w:p>
+            <w:r>
+              <w:t>23%</w:t>
             </w:r>
           </w:p>
         </w:tc>
@@ -2894,37 +2108,37 @@
           </w:tcPr>
           <w:p>
             <w:r>
-              <w:t>天益科技有限公司</w:t>
-            </w:r>
-          </w:p>
-        </w:tc>
-        <w:tc>
-          <w:tcPr>
-            <w:tcW w:type="dxa" w:w="2160"/>
-          </w:tcPr>
-          <w:p>
-            <w:r>
-              <w:t>半导体</w:t>
-            </w:r>
-          </w:p>
-        </w:tc>
-        <w:tc>
-          <w:tcPr>
-            <w:tcW w:type="dxa" w:w="2160"/>
-          </w:tcPr>
-          <w:p>
-            <w:r>
-              <w:t>644亿</w:t>
-            </w:r>
-          </w:p>
-        </w:tc>
-        <w:tc>
-          <w:tcPr>
-            <w:tcW w:type="dxa" w:w="2160"/>
-          </w:tcPr>
-          <w:p>
-            <w:r>
-              <w:t>23%</w:t>
+              <w:t>新格林耐特网络有限公司</w:t>
+            </w:r>
+          </w:p>
+        </w:tc>
+        <w:tc>
+          <w:tcPr>
+            <w:tcW w:type="dxa" w:w="2160"/>
+          </w:tcPr>
+          <w:p>
+            <w:r>
+              <w:t>人工智能</w:t>
+            </w:r>
+          </w:p>
+        </w:tc>
+        <w:tc>
+          <w:tcPr>
+            <w:tcW w:type="dxa" w:w="2160"/>
+          </w:tcPr>
+          <w:p>
+            <w:r>
+              <w:t>708亿</w:t>
+            </w:r>
+          </w:p>
+        </w:tc>
+        <w:tc>
+          <w:tcPr>
+            <w:tcW w:type="dxa" w:w="2160"/>
+          </w:tcPr>
+          <w:p>
+            <w:r>
+              <w:t>30%</w:t>
             </w:r>
           </w:p>
         </w:tc>
@@ -2936,37 +2150,37 @@
           </w:tcPr>
           <w:p>
             <w:r>
-              <w:t>兰金电子网络有限公司</w:t>
-            </w:r>
-          </w:p>
-        </w:tc>
-        <w:tc>
-          <w:tcPr>
-            <w:tcW w:type="dxa" w:w="2160"/>
-          </w:tcPr>
-          <w:p>
-            <w:r>
-              <w:t>消费科技</w:t>
-            </w:r>
-          </w:p>
-        </w:tc>
-        <w:tc>
-          <w:tcPr>
-            <w:tcW w:type="dxa" w:w="2160"/>
-          </w:tcPr>
-          <w:p>
-            <w:r>
-              <w:t>354亿</w:t>
-            </w:r>
-          </w:p>
-        </w:tc>
-        <w:tc>
-          <w:tcPr>
-            <w:tcW w:type="dxa" w:w="2160"/>
-          </w:tcPr>
-          <w:p>
-            <w:r>
-              <w:t>30%</w:t>
+              <w:t>方正科技传媒有限公司</w:t>
+            </w:r>
+          </w:p>
+        </w:tc>
+        <w:tc>
+          <w:tcPr>
+            <w:tcW w:type="dxa" w:w="2160"/>
+          </w:tcPr>
+          <w:p>
+            <w:r>
+              <w:t>人工智能</w:t>
+            </w:r>
+          </w:p>
+        </w:tc>
+        <w:tc>
+          <w:tcPr>
+            <w:tcW w:type="dxa" w:w="2160"/>
+          </w:tcPr>
+          <w:p>
+            <w:r>
+              <w:t>293亿</w:t>
+            </w:r>
+          </w:p>
+        </w:tc>
+        <w:tc>
+          <w:tcPr>
+            <w:tcW w:type="dxa" w:w="2160"/>
+          </w:tcPr>
+          <w:p>
+            <w:r>
+              <w:t>6%</w:t>
             </w:r>
           </w:p>
         </w:tc>
@@ -2978,37 +2192,37 @@
           </w:tcPr>
           <w:p>
             <w:r>
-              <w:t>鸿睿思博信息有限公司</w:t>
-            </w:r>
-          </w:p>
-        </w:tc>
-        <w:tc>
-          <w:tcPr>
-            <w:tcW w:type="dxa" w:w="2160"/>
-          </w:tcPr>
-          <w:p>
-            <w:r>
-              <w:t>半导体</w:t>
-            </w:r>
-          </w:p>
-        </w:tc>
-        <w:tc>
-          <w:tcPr>
-            <w:tcW w:type="dxa" w:w="2160"/>
-          </w:tcPr>
-          <w:p>
-            <w:r>
-              <w:t>581亿</w:t>
-            </w:r>
-          </w:p>
-        </w:tc>
-        <w:tc>
-          <w:tcPr>
-            <w:tcW w:type="dxa" w:w="2160"/>
-          </w:tcPr>
-          <w:p>
-            <w:r>
-              <w:t>28%</w:t>
+              <w:t>昊嘉科技有限公司</w:t>
+            </w:r>
+          </w:p>
+        </w:tc>
+        <w:tc>
+          <w:tcPr>
+            <w:tcW w:type="dxa" w:w="2160"/>
+          </w:tcPr>
+          <w:p>
+            <w:r>
+              <w:t>医疗科技</w:t>
+            </w:r>
+          </w:p>
+        </w:tc>
+        <w:tc>
+          <w:tcPr>
+            <w:tcW w:type="dxa" w:w="2160"/>
+          </w:tcPr>
+          <w:p>
+            <w:r>
+              <w:t>499亿</w:t>
+            </w:r>
+          </w:p>
+        </w:tc>
+        <w:tc>
+          <w:tcPr>
+            <w:tcW w:type="dxa" w:w="2160"/>
+          </w:tcPr>
+          <w:p>
+            <w:r>
+              <w:t>6%</w:t>
             </w:r>
           </w:p>
         </w:tc>
@@ -3020,37 +2234,37 @@
           </w:tcPr>
           <w:p>
             <w:r>
-              <w:t>艾提科信科技有限公司</w:t>
-            </w:r>
-          </w:p>
-        </w:tc>
-        <w:tc>
-          <w:tcPr>
-            <w:tcW w:type="dxa" w:w="2160"/>
-          </w:tcPr>
-          <w:p>
-            <w:r>
-              <w:t>机器人</w:t>
-            </w:r>
-          </w:p>
-        </w:tc>
-        <w:tc>
-          <w:tcPr>
-            <w:tcW w:type="dxa" w:w="2160"/>
-          </w:tcPr>
-          <w:p>
-            <w:r>
-              <w:t>296亿</w:t>
-            </w:r>
-          </w:p>
-        </w:tc>
-        <w:tc>
-          <w:tcPr>
-            <w:tcW w:type="dxa" w:w="2160"/>
-          </w:tcPr>
-          <w:p>
-            <w:r>
-              <w:t>22%</w:t>
+              <w:t>巨奥传媒有限公司</w:t>
+            </w:r>
+          </w:p>
+        </w:tc>
+        <w:tc>
+          <w:tcPr>
+            <w:tcW w:type="dxa" w:w="2160"/>
+          </w:tcPr>
+          <w:p>
+            <w:r>
+              <w:t>人工智能</w:t>
+            </w:r>
+          </w:p>
+        </w:tc>
+        <w:tc>
+          <w:tcPr>
+            <w:tcW w:type="dxa" w:w="2160"/>
+          </w:tcPr>
+          <w:p>
+            <w:r>
+              <w:t>796亿</w:t>
+            </w:r>
+          </w:p>
+        </w:tc>
+        <w:tc>
+          <w:tcPr>
+            <w:tcW w:type="dxa" w:w="2160"/>
+          </w:tcPr>
+          <w:p>
+            <w:r>
+              <w:t>8%</w:t>
             </w:r>
           </w:p>
         </w:tc>
@@ -3062,37 +2276,37 @@
           </w:tcPr>
           <w:p>
             <w:r>
-              <w:t>创汇传媒有限公司</w:t>
-            </w:r>
-          </w:p>
-        </w:tc>
-        <w:tc>
-          <w:tcPr>
-            <w:tcW w:type="dxa" w:w="2160"/>
-          </w:tcPr>
-          <w:p>
-            <w:r>
-              <w:t>新能源</w:t>
-            </w:r>
-          </w:p>
-        </w:tc>
-        <w:tc>
-          <w:tcPr>
-            <w:tcW w:type="dxa" w:w="2160"/>
-          </w:tcPr>
-          <w:p>
-            <w:r>
-              <w:t>214亿</w:t>
-            </w:r>
-          </w:p>
-        </w:tc>
-        <w:tc>
-          <w:tcPr>
-            <w:tcW w:type="dxa" w:w="2160"/>
-          </w:tcPr>
-          <w:p>
-            <w:r>
-              <w:t>26%</w:t>
+              <w:t>方正科技信息有限公司</w:t>
+            </w:r>
+          </w:p>
+        </w:tc>
+        <w:tc>
+          <w:tcPr>
+            <w:tcW w:type="dxa" w:w="2160"/>
+          </w:tcPr>
+          <w:p>
+            <w:r>
+              <w:t>消费科技</w:t>
+            </w:r>
+          </w:p>
+        </w:tc>
+        <w:tc>
+          <w:tcPr>
+            <w:tcW w:type="dxa" w:w="2160"/>
+          </w:tcPr>
+          <w:p>
+            <w:r>
+              <w:t>757亿</w:t>
+            </w:r>
+          </w:p>
+        </w:tc>
+        <w:tc>
+          <w:tcPr>
+            <w:tcW w:type="dxa" w:w="2160"/>
+          </w:tcPr>
+          <w:p>
+            <w:r>
+              <w:t>30%</w:t>
             </w:r>
           </w:p>
         </w:tc>
@@ -3104,37 +2318,37 @@
           </w:tcPr>
           <w:p>
             <w:r>
-              <w:t>天益科技有限公司</w:t>
-            </w:r>
-          </w:p>
-        </w:tc>
-        <w:tc>
-          <w:tcPr>
-            <w:tcW w:type="dxa" w:w="2160"/>
-          </w:tcPr>
-          <w:p>
-            <w:r>
-              <w:t>半导体</w:t>
-            </w:r>
-          </w:p>
-        </w:tc>
-        <w:tc>
-          <w:tcPr>
-            <w:tcW w:type="dxa" w:w="2160"/>
-          </w:tcPr>
-          <w:p>
-            <w:r>
-              <w:t>620亿</w:t>
-            </w:r>
-          </w:p>
-        </w:tc>
-        <w:tc>
-          <w:tcPr>
-            <w:tcW w:type="dxa" w:w="2160"/>
-          </w:tcPr>
-          <w:p>
-            <w:r>
-              <w:t>5%</w:t>
+              <w:t>飞海科技传媒有限公司</w:t>
+            </w:r>
+          </w:p>
+        </w:tc>
+        <w:tc>
+          <w:tcPr>
+            <w:tcW w:type="dxa" w:w="2160"/>
+          </w:tcPr>
+          <w:p>
+            <w:r>
+              <w:t>消费科技</w:t>
+            </w:r>
+          </w:p>
+        </w:tc>
+        <w:tc>
+          <w:tcPr>
+            <w:tcW w:type="dxa" w:w="2160"/>
+          </w:tcPr>
+          <w:p>
+            <w:r>
+              <w:t>633亿</w:t>
+            </w:r>
+          </w:p>
+        </w:tc>
+        <w:tc>
+          <w:tcPr>
+            <w:tcW w:type="dxa" w:w="2160"/>
+          </w:tcPr>
+          <w:p>
+            <w:r>
+              <w:t>10%</w:t>
             </w:r>
           </w:p>
         </w:tc>
@@ -3145,62 +2359,7 @@
         <w:pStyle w:val="Heading1"/>
       </w:pPr>
       <w:r>
-        <w:t>行业分析 5</w:t>
-      </w:r>
-    </w:p>
-    <w:p>
-      <w:r>
-        <w:br/>
-        <w:t>风险管理部认为，机器人 行业仍然面临若干</w:t>
-        <w:br/>
-        <w:t>不确定性因素，包括技术迭代风险、政策变化、</w:t>
-        <w:br/>
-        <w:t>以及市场竞争加剧等问题。</w:t>
-        <w:br/>
-      </w:r>
-    </w:p>
-    <w:p>
-      <w:r>
-        <w:br/>
-        <w:t>华辰资本旗下的 HC AI Innovation Fund 在最近的资产配置会议中</w:t>
-        <w:br/>
-        <w:t>讨论了 云计算 行业的投资机会，并对 浦华众城信息有限公司</w:t>
-        <w:br/>
-        <w:t>进行了重点评估。</w:t>
-        <w:br/>
-      </w:r>
-    </w:p>
-    <w:p>
-      <w:r>
-        <w:br/>
-        <w:t>华辰资本旗下的 HC AI Innovation Fund 在最近的资产配置会议中</w:t>
-        <w:br/>
-        <w:t>讨论了 半导体 行业的投资机会，并对 天益科技有限公司</w:t>
-        <w:br/>
-        <w:t>进行了重点评估。</w:t>
-        <w:br/>
-      </w:r>
-    </w:p>
-    <w:p>
-      <w:r>
-        <w:br/>
-        <w:t>风险管理部认为，云计算 行业仍然面临若干</w:t>
-        <w:br/>
-        <w:t>不确定性因素，包括技术迭代风险、政策变化、</w:t>
-        <w:br/>
-        <w:t>以及市场竞争加剧等问题。</w:t>
-        <w:br/>
-      </w:r>
-    </w:p>
-    <w:p>
-      <w:r>
-        <w:br/>
-        <w:t>从产业链角度看，消费科技 行业主要由上游设备厂商、</w:t>
-        <w:br/>
-        <w:t>中游平台企业以及下游应用厂商组成。</w:t>
-        <w:br/>
-        <w:t>昂歌信息科技有限公司 主要位于产业链的 上游 环节。</w:t>
-        <w:br/>
+        <w:t>行业分析 4</w:t>
       </w:r>
     </w:p>
     <w:p>
@@ -3221,7 +2380,18 @@
         <w:br/>
         <w:t>中游平台企业以及下游应用厂商组成。</w:t>
         <w:br/>
-        <w:t>信诚致远传媒有限公司 主要位于产业链的 上游 环节。</w:t>
+        <w:t>新格林耐特网络有限公司 主要位于产业链的 下游 环节。</w:t>
+        <w:br/>
+      </w:r>
+    </w:p>
+    <w:p>
+      <w:r>
+        <w:br/>
+        <w:t>华辰资本旗下的 HC Global Macro Fund 在最近的资产配置会议中</w:t>
+        <w:br/>
+        <w:t>讨论了 人工智能 行业的投资机会，并对 方正科技传媒有限公司</w:t>
+        <w:br/>
+        <w:t>进行了重点评估。</w:t>
         <w:br/>
       </w:r>
     </w:p>
@@ -3230,9 +2400,53 @@
         <w:br/>
         <w:t>华辰资本旗下的 HC AI Innovation Fund 在最近的资产配置会议中</w:t>
         <w:br/>
-        <w:t>讨论了 机器人 行业的投资机会，并对 新宇龙信息传媒有限公司</w:t>
+        <w:t>讨论了 消费科技 行业的投资机会，并对 联通时科传媒有限公司</w:t>
         <w:br/>
         <w:t>进行了重点评估。</w:t>
+        <w:br/>
+      </w:r>
+    </w:p>
+    <w:p>
+      <w:r>
+        <w:br/>
+        <w:t>华辰资本旗下的 HC Global Macro Fund 在最近的资产配置会议中</w:t>
+        <w:br/>
+        <w:t>讨论了 机器人 行业的投资机会，并对 图龙信息传媒有限公司</w:t>
+        <w:br/>
+        <w:t>进行了重点评估。</w:t>
+        <w:br/>
+      </w:r>
+    </w:p>
+    <w:p>
+      <w:r>
+        <w:br/>
+        <w:t>华辰资本旗下的 HC Energy Transition Fund 在最近的资产配置会议中</w:t>
+        <w:br/>
+        <w:t>讨论了 人工智能 行业的投资机会，并对 飞利信科技有限公司</w:t>
+        <w:br/>
+        <w:t>进行了重点评估。</w:t>
+        <w:br/>
+      </w:r>
+    </w:p>
+    <w:p>
+      <w:r>
+        <w:br/>
+        <w:t>根据内部财务模型测算，昂歌信息信息有限公司 在未来三年</w:t>
+        <w:br/>
+        <w:t>收入复合增长率预计可达到 21% 左右。</w:t>
+        <w:br/>
+        <w:t>该预测基于行业需求增长以及公司产能扩张计划。</w:t>
+        <w:br/>
+      </w:r>
+    </w:p>
+    <w:p>
+      <w:r>
+        <w:br/>
+        <w:t>从产业链角度看，云计算 行业主要由上游设备厂商、</w:t>
+        <w:br/>
+        <w:t>中游平台企业以及下游应用厂商组成。</w:t>
+        <w:br/>
+        <w:t>艾提科信科技有限公司 主要位于产业链的 上游 环节。</w:t>
         <w:br/>
       </w:r>
     </w:p>
@@ -3296,37 +2510,37 @@
           </w:tcPr>
           <w:p>
             <w:r>
-              <w:t>快讯网络有限公司</w:t>
-            </w:r>
-          </w:p>
-        </w:tc>
-        <w:tc>
-          <w:tcPr>
-            <w:tcW w:type="dxa" w:w="2160"/>
-          </w:tcPr>
-          <w:p>
-            <w:r>
-              <w:t>新能源</w:t>
-            </w:r>
-          </w:p>
-        </w:tc>
-        <w:tc>
-          <w:tcPr>
-            <w:tcW w:type="dxa" w:w="2160"/>
-          </w:tcPr>
-          <w:p>
-            <w:r>
-              <w:t>726亿</w:t>
-            </w:r>
-          </w:p>
-        </w:tc>
-        <w:tc>
-          <w:tcPr>
-            <w:tcW w:type="dxa" w:w="2160"/>
-          </w:tcPr>
-          <w:p>
-            <w:r>
-              <w:t>23%</w:t>
+              <w:t>方正科技传媒有限公司</w:t>
+            </w:r>
+          </w:p>
+        </w:tc>
+        <w:tc>
+          <w:tcPr>
+            <w:tcW w:type="dxa" w:w="2160"/>
+          </w:tcPr>
+          <w:p>
+            <w:r>
+              <w:t>人工智能</w:t>
+            </w:r>
+          </w:p>
+        </w:tc>
+        <w:tc>
+          <w:tcPr>
+            <w:tcW w:type="dxa" w:w="2160"/>
+          </w:tcPr>
+          <w:p>
+            <w:r>
+              <w:t>627亿</w:t>
+            </w:r>
+          </w:p>
+        </w:tc>
+        <w:tc>
+          <w:tcPr>
+            <w:tcW w:type="dxa" w:w="2160"/>
+          </w:tcPr>
+          <w:p>
+            <w:r>
+              <w:t>30%</w:t>
             </w:r>
           </w:p>
         </w:tc>
@@ -3338,37 +2552,37 @@
           </w:tcPr>
           <w:p>
             <w:r>
-              <w:t>易动力科技有限公司</w:t>
-            </w:r>
-          </w:p>
-        </w:tc>
-        <w:tc>
-          <w:tcPr>
-            <w:tcW w:type="dxa" w:w="2160"/>
-          </w:tcPr>
-          <w:p>
-            <w:r>
-              <w:t>云计算</w:t>
-            </w:r>
-          </w:p>
-        </w:tc>
-        <w:tc>
-          <w:tcPr>
-            <w:tcW w:type="dxa" w:w="2160"/>
-          </w:tcPr>
-          <w:p>
-            <w:r>
-              <w:t>582亿</w:t>
-            </w:r>
-          </w:p>
-        </w:tc>
-        <w:tc>
-          <w:tcPr>
-            <w:tcW w:type="dxa" w:w="2160"/>
-          </w:tcPr>
-          <w:p>
-            <w:r>
-              <w:t>25%</w:t>
+              <w:t>方正科技传媒有限公司</w:t>
+            </w:r>
+          </w:p>
+        </w:tc>
+        <w:tc>
+          <w:tcPr>
+            <w:tcW w:type="dxa" w:w="2160"/>
+          </w:tcPr>
+          <w:p>
+            <w:r>
+              <w:t>人工智能</w:t>
+            </w:r>
+          </w:p>
+        </w:tc>
+        <w:tc>
+          <w:tcPr>
+            <w:tcW w:type="dxa" w:w="2160"/>
+          </w:tcPr>
+          <w:p>
+            <w:r>
+              <w:t>633亿</w:t>
+            </w:r>
+          </w:p>
+        </w:tc>
+        <w:tc>
+          <w:tcPr>
+            <w:tcW w:type="dxa" w:w="2160"/>
+          </w:tcPr>
+          <w:p>
+            <w:r>
+              <w:t>17%</w:t>
             </w:r>
           </w:p>
         </w:tc>
@@ -3380,27 +2594,27 @@
           </w:tcPr>
           <w:p>
             <w:r>
-              <w:t>雨林木风计算机网络有限公司</w:t>
-            </w:r>
-          </w:p>
-        </w:tc>
-        <w:tc>
-          <w:tcPr>
-            <w:tcW w:type="dxa" w:w="2160"/>
-          </w:tcPr>
-          <w:p>
-            <w:r>
-              <w:t>医疗科技</w:t>
-            </w:r>
-          </w:p>
-        </w:tc>
-        <w:tc>
-          <w:tcPr>
-            <w:tcW w:type="dxa" w:w="2160"/>
-          </w:tcPr>
-          <w:p>
-            <w:r>
-              <w:t>363亿</w:t>
+              <w:t>鑫博腾飞信息有限公司</w:t>
+            </w:r>
+          </w:p>
+        </w:tc>
+        <w:tc>
+          <w:tcPr>
+            <w:tcW w:type="dxa" w:w="2160"/>
+          </w:tcPr>
+          <w:p>
+            <w:r>
+              <w:t>消费科技</w:t>
+            </w:r>
+          </w:p>
+        </w:tc>
+        <w:tc>
+          <w:tcPr>
+            <w:tcW w:type="dxa" w:w="2160"/>
+          </w:tcPr>
+          <w:p>
+            <w:r>
+              <w:t>116亿</w:t>
             </w:r>
           </w:p>
         </w:tc>
@@ -3422,37 +2636,37 @@
           </w:tcPr>
           <w:p>
             <w:r>
-              <w:t>浦华众城信息有限公司</w:t>
-            </w:r>
-          </w:p>
-        </w:tc>
-        <w:tc>
-          <w:tcPr>
-            <w:tcW w:type="dxa" w:w="2160"/>
-          </w:tcPr>
-          <w:p>
-            <w:r>
-              <w:t>云计算</w:t>
-            </w:r>
-          </w:p>
-        </w:tc>
-        <w:tc>
-          <w:tcPr>
-            <w:tcW w:type="dxa" w:w="2160"/>
-          </w:tcPr>
-          <w:p>
-            <w:r>
-              <w:t>739亿</w:t>
-            </w:r>
-          </w:p>
-        </w:tc>
-        <w:tc>
-          <w:tcPr>
-            <w:tcW w:type="dxa" w:w="2160"/>
-          </w:tcPr>
-          <w:p>
-            <w:r>
-              <w:t>6%</w:t>
+              <w:t>方正科技传媒有限公司</w:t>
+            </w:r>
+          </w:p>
+        </w:tc>
+        <w:tc>
+          <w:tcPr>
+            <w:tcW w:type="dxa" w:w="2160"/>
+          </w:tcPr>
+          <w:p>
+            <w:r>
+              <w:t>人工智能</w:t>
+            </w:r>
+          </w:p>
+        </w:tc>
+        <w:tc>
+          <w:tcPr>
+            <w:tcW w:type="dxa" w:w="2160"/>
+          </w:tcPr>
+          <w:p>
+            <w:r>
+              <w:t>738亿</w:t>
+            </w:r>
+          </w:p>
+        </w:tc>
+        <w:tc>
+          <w:tcPr>
+            <w:tcW w:type="dxa" w:w="2160"/>
+          </w:tcPr>
+          <w:p>
+            <w:r>
+              <w:t>8%</w:t>
             </w:r>
           </w:p>
         </w:tc>
@@ -3464,37 +2678,37 @@
           </w:tcPr>
           <w:p>
             <w:r>
-              <w:t>九方网络有限公司</w:t>
-            </w:r>
-          </w:p>
-        </w:tc>
-        <w:tc>
-          <w:tcPr>
-            <w:tcW w:type="dxa" w:w="2160"/>
-          </w:tcPr>
-          <w:p>
-            <w:r>
-              <w:t>新能源</w:t>
-            </w:r>
-          </w:p>
-        </w:tc>
-        <w:tc>
-          <w:tcPr>
-            <w:tcW w:type="dxa" w:w="2160"/>
-          </w:tcPr>
-          <w:p>
-            <w:r>
-              <w:t>308亿</w:t>
-            </w:r>
-          </w:p>
-        </w:tc>
-        <w:tc>
-          <w:tcPr>
-            <w:tcW w:type="dxa" w:w="2160"/>
-          </w:tcPr>
-          <w:p>
-            <w:r>
-              <w:t>8%</w:t>
+              <w:t>雨林木风计算机科技有限公司</w:t>
+            </w:r>
+          </w:p>
+        </w:tc>
+        <w:tc>
+          <w:tcPr>
+            <w:tcW w:type="dxa" w:w="2160"/>
+          </w:tcPr>
+          <w:p>
+            <w:r>
+              <w:t>半导体</w:t>
+            </w:r>
+          </w:p>
+        </w:tc>
+        <w:tc>
+          <w:tcPr>
+            <w:tcW w:type="dxa" w:w="2160"/>
+          </w:tcPr>
+          <w:p>
+            <w:r>
+              <w:t>783亿</w:t>
+            </w:r>
+          </w:p>
+        </w:tc>
+        <w:tc>
+          <w:tcPr>
+            <w:tcW w:type="dxa" w:w="2160"/>
+          </w:tcPr>
+          <w:p>
+            <w:r>
+              <w:t>16%</w:t>
             </w:r>
           </w:p>
         </w:tc>
@@ -3506,27 +2720,27 @@
           </w:tcPr>
           <w:p>
             <w:r>
-              <w:t>东方峻景传媒有限公司</w:t>
-            </w:r>
-          </w:p>
-        </w:tc>
-        <w:tc>
-          <w:tcPr>
-            <w:tcW w:type="dxa" w:w="2160"/>
-          </w:tcPr>
-          <w:p>
-            <w:r>
-              <w:t>新能源</w:t>
-            </w:r>
-          </w:p>
-        </w:tc>
-        <w:tc>
-          <w:tcPr>
-            <w:tcW w:type="dxa" w:w="2160"/>
-          </w:tcPr>
-          <w:p>
-            <w:r>
-              <w:t>395亿</w:t>
+              <w:t>通际名联网络有限公司</w:t>
+            </w:r>
+          </w:p>
+        </w:tc>
+        <w:tc>
+          <w:tcPr>
+            <w:tcW w:type="dxa" w:w="2160"/>
+          </w:tcPr>
+          <w:p>
+            <w:r>
+              <w:t>机器人</w:t>
+            </w:r>
+          </w:p>
+        </w:tc>
+        <w:tc>
+          <w:tcPr>
+            <w:tcW w:type="dxa" w:w="2160"/>
+          </w:tcPr>
+          <w:p>
+            <w:r>
+              <w:t>407亿</w:t>
             </w:r>
           </w:p>
         </w:tc>
@@ -3548,37 +2762,37 @@
           </w:tcPr>
           <w:p>
             <w:r>
-              <w:t>天益信息有限公司</w:t>
-            </w:r>
-          </w:p>
-        </w:tc>
-        <w:tc>
-          <w:tcPr>
-            <w:tcW w:type="dxa" w:w="2160"/>
-          </w:tcPr>
-          <w:p>
-            <w:r>
-              <w:t>云计算</w:t>
-            </w:r>
-          </w:p>
-        </w:tc>
-        <w:tc>
-          <w:tcPr>
-            <w:tcW w:type="dxa" w:w="2160"/>
-          </w:tcPr>
-          <w:p>
-            <w:r>
-              <w:t>189亿</w:t>
-            </w:r>
-          </w:p>
-        </w:tc>
-        <w:tc>
-          <w:tcPr>
-            <w:tcW w:type="dxa" w:w="2160"/>
-          </w:tcPr>
-          <w:p>
-            <w:r>
-              <w:t>8%</w:t>
+              <w:t>浦华众城网络有限公司</w:t>
+            </w:r>
+          </w:p>
+        </w:tc>
+        <w:tc>
+          <w:tcPr>
+            <w:tcW w:type="dxa" w:w="2160"/>
+          </w:tcPr>
+          <w:p>
+            <w:r>
+              <w:t>新能源</w:t>
+            </w:r>
+          </w:p>
+        </w:tc>
+        <w:tc>
+          <w:tcPr>
+            <w:tcW w:type="dxa" w:w="2160"/>
+          </w:tcPr>
+          <w:p>
+            <w:r>
+              <w:t>777亿</w:t>
+            </w:r>
+          </w:p>
+        </w:tc>
+        <w:tc>
+          <w:tcPr>
+            <w:tcW w:type="dxa" w:w="2160"/>
+          </w:tcPr>
+          <w:p>
+            <w:r>
+              <w:t>21%</w:t>
             </w:r>
           </w:p>
         </w:tc>
@@ -3590,7 +2804,7 @@
           </w:tcPr>
           <w:p>
             <w:r>
-              <w:t>创联世纪科技有限公司</w:t>
+              <w:t>迪摩信息有限公司</w:t>
             </w:r>
           </w:p>
         </w:tc>
@@ -3610,17 +2824,17 @@
           </w:tcPr>
           <w:p>
             <w:r>
-              <w:t>160亿</w:t>
-            </w:r>
-          </w:p>
-        </w:tc>
-        <w:tc>
-          <w:tcPr>
-            <w:tcW w:type="dxa" w:w="2160"/>
-          </w:tcPr>
-          <w:p>
-            <w:r>
-              <w:t>17%</w:t>
+              <w:t>571亿</w:t>
+            </w:r>
+          </w:p>
+        </w:tc>
+        <w:tc>
+          <w:tcPr>
+            <w:tcW w:type="dxa" w:w="2160"/>
+          </w:tcPr>
+          <w:p>
+            <w:r>
+              <w:t>12%</w:t>
             </w:r>
           </w:p>
         </w:tc>
@@ -3632,37 +2846,37 @@
           </w:tcPr>
           <w:p>
             <w:r>
-              <w:t>新宇龙信息传媒有限公司</w:t>
-            </w:r>
-          </w:p>
-        </w:tc>
-        <w:tc>
-          <w:tcPr>
-            <w:tcW w:type="dxa" w:w="2160"/>
-          </w:tcPr>
-          <w:p>
-            <w:r>
-              <w:t>机器人</w:t>
-            </w:r>
-          </w:p>
-        </w:tc>
-        <w:tc>
-          <w:tcPr>
-            <w:tcW w:type="dxa" w:w="2160"/>
-          </w:tcPr>
-          <w:p>
-            <w:r>
-              <w:t>242亿</w:t>
-            </w:r>
-          </w:p>
-        </w:tc>
-        <w:tc>
-          <w:tcPr>
-            <w:tcW w:type="dxa" w:w="2160"/>
-          </w:tcPr>
-          <w:p>
-            <w:r>
-              <w:t>28%</w:t>
+              <w:t>方正科技信息有限公司</w:t>
+            </w:r>
+          </w:p>
+        </w:tc>
+        <w:tc>
+          <w:tcPr>
+            <w:tcW w:type="dxa" w:w="2160"/>
+          </w:tcPr>
+          <w:p>
+            <w:r>
+              <w:t>消费科技</w:t>
+            </w:r>
+          </w:p>
+        </w:tc>
+        <w:tc>
+          <w:tcPr>
+            <w:tcW w:type="dxa" w:w="2160"/>
+          </w:tcPr>
+          <w:p>
+            <w:r>
+              <w:t>610亿</w:t>
+            </w:r>
+          </w:p>
+        </w:tc>
+        <w:tc>
+          <w:tcPr>
+            <w:tcW w:type="dxa" w:w="2160"/>
+          </w:tcPr>
+          <w:p>
+            <w:r>
+              <w:t>15%</w:t>
             </w:r>
           </w:p>
         </w:tc>
@@ -3674,37 +2888,37 @@
           </w:tcPr>
           <w:p>
             <w:r>
-              <w:t>东方峻景网络有限公司</w:t>
-            </w:r>
-          </w:p>
-        </w:tc>
-        <w:tc>
-          <w:tcPr>
-            <w:tcW w:type="dxa" w:w="2160"/>
-          </w:tcPr>
-          <w:p>
-            <w:r>
-              <w:t>机器人</w:t>
-            </w:r>
-          </w:p>
-        </w:tc>
-        <w:tc>
-          <w:tcPr>
-            <w:tcW w:type="dxa" w:w="2160"/>
-          </w:tcPr>
-          <w:p>
-            <w:r>
-              <w:t>231亿</w:t>
-            </w:r>
-          </w:p>
-        </w:tc>
-        <w:tc>
-          <w:tcPr>
-            <w:tcW w:type="dxa" w:w="2160"/>
-          </w:tcPr>
-          <w:p>
-            <w:r>
-              <w:t>23%</w:t>
+              <w:t>富罳网络有限公司</w:t>
+            </w:r>
+          </w:p>
+        </w:tc>
+        <w:tc>
+          <w:tcPr>
+            <w:tcW w:type="dxa" w:w="2160"/>
+          </w:tcPr>
+          <w:p>
+            <w:r>
+              <w:t>新能源</w:t>
+            </w:r>
+          </w:p>
+        </w:tc>
+        <w:tc>
+          <w:tcPr>
+            <w:tcW w:type="dxa" w:w="2160"/>
+          </w:tcPr>
+          <w:p>
+            <w:r>
+              <w:t>126亿</w:t>
+            </w:r>
+          </w:p>
+        </w:tc>
+        <w:tc>
+          <w:tcPr>
+            <w:tcW w:type="dxa" w:w="2160"/>
+          </w:tcPr>
+          <w:p>
+            <w:r>
+              <w:t>11%</w:t>
             </w:r>
           </w:p>
         </w:tc>
@@ -3716,37 +2930,37 @@
           </w:tcPr>
           <w:p>
             <w:r>
-              <w:t>鸿睿思博信息有限公司</w:t>
-            </w:r>
-          </w:p>
-        </w:tc>
-        <w:tc>
-          <w:tcPr>
-            <w:tcW w:type="dxa" w:w="2160"/>
-          </w:tcPr>
-          <w:p>
-            <w:r>
-              <w:t>半导体</w:t>
-            </w:r>
-          </w:p>
-        </w:tc>
-        <w:tc>
-          <w:tcPr>
-            <w:tcW w:type="dxa" w:w="2160"/>
-          </w:tcPr>
-          <w:p>
-            <w:r>
-              <w:t>455亿</w:t>
-            </w:r>
-          </w:p>
-        </w:tc>
-        <w:tc>
-          <w:tcPr>
-            <w:tcW w:type="dxa" w:w="2160"/>
-          </w:tcPr>
-          <w:p>
-            <w:r>
-              <w:t>22%</w:t>
+              <w:t>创联世纪信息有限公司</w:t>
+            </w:r>
+          </w:p>
+        </w:tc>
+        <w:tc>
+          <w:tcPr>
+            <w:tcW w:type="dxa" w:w="2160"/>
+          </w:tcPr>
+          <w:p>
+            <w:r>
+              <w:t>云计算</w:t>
+            </w:r>
+          </w:p>
+        </w:tc>
+        <w:tc>
+          <w:tcPr>
+            <w:tcW w:type="dxa" w:w="2160"/>
+          </w:tcPr>
+          <w:p>
+            <w:r>
+              <w:t>206亿</w:t>
+            </w:r>
+          </w:p>
+        </w:tc>
+        <w:tc>
+          <w:tcPr>
+            <w:tcW w:type="dxa" w:w="2160"/>
+          </w:tcPr>
+          <w:p>
+            <w:r>
+              <w:t>23%</w:t>
             </w:r>
           </w:p>
         </w:tc>
@@ -3758,37 +2972,37 @@
           </w:tcPr>
           <w:p>
             <w:r>
-              <w:t>富罳信息有限公司</w:t>
-            </w:r>
-          </w:p>
-        </w:tc>
-        <w:tc>
-          <w:tcPr>
-            <w:tcW w:type="dxa" w:w="2160"/>
-          </w:tcPr>
-          <w:p>
-            <w:r>
-              <w:t>医疗科技</w:t>
-            </w:r>
-          </w:p>
-        </w:tc>
-        <w:tc>
-          <w:tcPr>
-            <w:tcW w:type="dxa" w:w="2160"/>
-          </w:tcPr>
-          <w:p>
-            <w:r>
-              <w:t>639亿</w:t>
-            </w:r>
-          </w:p>
-        </w:tc>
-        <w:tc>
-          <w:tcPr>
-            <w:tcW w:type="dxa" w:w="2160"/>
-          </w:tcPr>
-          <w:p>
-            <w:r>
-              <w:t>11%</w:t>
+              <w:t>信诚致远网络有限公司</w:t>
+            </w:r>
+          </w:p>
+        </w:tc>
+        <w:tc>
+          <w:tcPr>
+            <w:tcW w:type="dxa" w:w="2160"/>
+          </w:tcPr>
+          <w:p>
+            <w:r>
+              <w:t>半导体</w:t>
+            </w:r>
+          </w:p>
+        </w:tc>
+        <w:tc>
+          <w:tcPr>
+            <w:tcW w:type="dxa" w:w="2160"/>
+          </w:tcPr>
+          <w:p>
+            <w:r>
+              <w:t>468亿</w:t>
+            </w:r>
+          </w:p>
+        </w:tc>
+        <w:tc>
+          <w:tcPr>
+            <w:tcW w:type="dxa" w:w="2160"/>
+          </w:tcPr>
+          <w:p>
+            <w:r>
+              <w:t>26%</w:t>
             </w:r>
           </w:p>
         </w:tc>
@@ -3800,7 +3014,7 @@
           </w:tcPr>
           <w:p>
             <w:r>
-              <w:t>华远软件信息有限公司</w:t>
+              <w:t>信诚致远网络有限公司</w:t>
             </w:r>
           </w:p>
         </w:tc>
@@ -3820,17 +3034,17 @@
           </w:tcPr>
           <w:p>
             <w:r>
-              <w:t>288亿</w:t>
-            </w:r>
-          </w:p>
-        </w:tc>
-        <w:tc>
-          <w:tcPr>
-            <w:tcW w:type="dxa" w:w="2160"/>
-          </w:tcPr>
-          <w:p>
-            <w:r>
-              <w:t>19%</w:t>
+              <w:t>765亿</w:t>
+            </w:r>
+          </w:p>
+        </w:tc>
+        <w:tc>
+          <w:tcPr>
+            <w:tcW w:type="dxa" w:w="2160"/>
+          </w:tcPr>
+          <w:p>
+            <w:r>
+              <w:t>12%</w:t>
             </w:r>
           </w:p>
         </w:tc>
@@ -3842,27 +3056,27 @@
           </w:tcPr>
           <w:p>
             <w:r>
-              <w:t>立信电子网络有限公司</w:t>
-            </w:r>
-          </w:p>
-        </w:tc>
-        <w:tc>
-          <w:tcPr>
-            <w:tcW w:type="dxa" w:w="2160"/>
-          </w:tcPr>
-          <w:p>
-            <w:r>
-              <w:t>云计算</w:t>
-            </w:r>
-          </w:p>
-        </w:tc>
-        <w:tc>
-          <w:tcPr>
-            <w:tcW w:type="dxa" w:w="2160"/>
-          </w:tcPr>
-          <w:p>
-            <w:r>
-              <w:t>195亿</w:t>
+              <w:t>图龙信息传媒有限公司</w:t>
+            </w:r>
+          </w:p>
+        </w:tc>
+        <w:tc>
+          <w:tcPr>
+            <w:tcW w:type="dxa" w:w="2160"/>
+          </w:tcPr>
+          <w:p>
+            <w:r>
+              <w:t>机器人</w:t>
+            </w:r>
+          </w:p>
+        </w:tc>
+        <w:tc>
+          <w:tcPr>
+            <w:tcW w:type="dxa" w:w="2160"/>
+          </w:tcPr>
+          <w:p>
+            <w:r>
+              <w:t>203亿</w:t>
             </w:r>
           </w:p>
         </w:tc>
@@ -3884,7 +3098,285 @@
           </w:tcPr>
           <w:p>
             <w:r>
-              <w:t>昊嘉网络有限公司</w:t>
+              <w:t>华泰通安传媒有限公司</w:t>
+            </w:r>
+          </w:p>
+        </w:tc>
+        <w:tc>
+          <w:tcPr>
+            <w:tcW w:type="dxa" w:w="2160"/>
+          </w:tcPr>
+          <w:p>
+            <w:r>
+              <w:t>消费科技</w:t>
+            </w:r>
+          </w:p>
+        </w:tc>
+        <w:tc>
+          <w:tcPr>
+            <w:tcW w:type="dxa" w:w="2160"/>
+          </w:tcPr>
+          <w:p>
+            <w:r>
+              <w:t>199亿</w:t>
+            </w:r>
+          </w:p>
+        </w:tc>
+        <w:tc>
+          <w:tcPr>
+            <w:tcW w:type="dxa" w:w="2160"/>
+          </w:tcPr>
+          <w:p>
+            <w:r>
+              <w:t>16%</w:t>
+            </w:r>
+          </w:p>
+        </w:tc>
+      </w:tr>
+    </w:tbl>
+    <w:p>
+      <w:pPr>
+        <w:pStyle w:val="Heading1"/>
+      </w:pPr>
+      <w:r>
+        <w:t>行业分析 5</w:t>
+      </w:r>
+    </w:p>
+    <w:p>
+      <w:r>
+        <w:br/>
+        <w:t>华辰资本旗下的 HC Alpha Growth Fund 在最近的资产配置会议中</w:t>
+        <w:br/>
+        <w:t>讨论了 云计算 行业的投资机会，并对 泰麒麟网络有限公司</w:t>
+        <w:br/>
+        <w:t>进行了重点评估。</w:t>
+        <w:br/>
+      </w:r>
+    </w:p>
+    <w:p>
+      <w:r>
+        <w:br/>
+        <w:t>华成育卓科技有限公司 是中国 医疗科技 行业的重要企业之一。</w:t>
+        <w:br/>
+        <w:t>根据华辰资本 投资委员会 的研究，该公司成立于 2020 年，</w:t>
+        <w:br/>
+        <w:t>目前员工规模约 650 人。公司近年来持续加大研发投入，</w:t>
+        <w:br/>
+        <w:t>在核心技术方面形成了较强的竞争壁垒。</w:t>
+        <w:br/>
+      </w:r>
+    </w:p>
+    <w:p>
+      <w:r>
+        <w:br/>
+        <w:t>从产业链角度看，人工智能 行业主要由上游设备厂商、</w:t>
+        <w:br/>
+        <w:t>中游平台企业以及下游应用厂商组成。</w:t>
+        <w:br/>
+        <w:t>新格林耐特网络有限公司 主要位于产业链的 中游 环节。</w:t>
+        <w:br/>
+      </w:r>
+    </w:p>
+    <w:p>
+      <w:r>
+        <w:br/>
+        <w:t>华辰资本旗下的 HC AI Innovation Fund 在最近的资产配置会议中</w:t>
+        <w:br/>
+        <w:t>讨论了 医疗科技 行业的投资机会，并对 九方传媒有限公司</w:t>
+        <w:br/>
+        <w:t>进行了重点评估。</w:t>
+        <w:br/>
+      </w:r>
+    </w:p>
+    <w:p>
+      <w:r>
+        <w:br/>
+        <w:t>华辰资本旗下的 HC AI Innovation Fund 在最近的资产配置会议中</w:t>
+        <w:br/>
+        <w:t>讨论了 人工智能 行业的投资机会，并对 惠派国际公司科技有限公司</w:t>
+        <w:br/>
+        <w:t>进行了重点评估。</w:t>
+        <w:br/>
+      </w:r>
+    </w:p>
+    <w:p>
+      <w:r>
+        <w:br/>
+        <w:t>根据内部财务模型测算，富罳网络有限公司 在未来三年</w:t>
+        <w:br/>
+        <w:t>收入复合增长率预计可达到 31% 左右。</w:t>
+        <w:br/>
+        <w:t>该预测基于行业需求增长以及公司产能扩张计划。</w:t>
+        <w:br/>
+      </w:r>
+    </w:p>
+    <w:p>
+      <w:r>
+        <w:br/>
+        <w:t>风险管理部认为，半导体 行业仍然面临若干</w:t>
+        <w:br/>
+        <w:t>不确定性因素，包括技术迭代风险、政策变化、</w:t>
+        <w:br/>
+        <w:t>以及市场竞争加剧等问题。</w:t>
+        <w:br/>
+      </w:r>
+    </w:p>
+    <w:p>
+      <w:r>
+        <w:br/>
+        <w:t>风险管理部认为，云计算 行业仍然面临若干</w:t>
+        <w:br/>
+        <w:t>不确定性因素，包括技术迭代风险、政策变化、</w:t>
+        <w:br/>
+        <w:t>以及市场竞争加剧等问题。</w:t>
+        <w:br/>
+      </w:r>
+    </w:p>
+    <w:tbl>
+      <w:tblPr>
+        <w:tblW w:type="auto" w:w="0"/>
+        <w:tblLook w:firstColumn="1" w:firstRow="1" w:lastColumn="0" w:lastRow="0" w:noHBand="0" w:noVBand="1" w:val="04A0"/>
+      </w:tblPr>
+      <w:tblGrid>
+        <w:gridCol w:w="2160"/>
+        <w:gridCol w:w="2160"/>
+        <w:gridCol w:w="2160"/>
+        <w:gridCol w:w="2160"/>
+      </w:tblGrid>
+      <w:tr>
+        <w:tc>
+          <w:tcPr>
+            <w:tcW w:type="dxa" w:w="2160"/>
+          </w:tcPr>
+          <w:p>
+            <w:r>
+              <w:t>公司</w:t>
+            </w:r>
+          </w:p>
+        </w:tc>
+        <w:tc>
+          <w:tcPr>
+            <w:tcW w:type="dxa" w:w="2160"/>
+          </w:tcPr>
+          <w:p>
+            <w:r>
+              <w:t>行业</w:t>
+            </w:r>
+          </w:p>
+        </w:tc>
+        <w:tc>
+          <w:tcPr>
+            <w:tcW w:type="dxa" w:w="2160"/>
+          </w:tcPr>
+          <w:p>
+            <w:r>
+              <w:t>市值</w:t>
+            </w:r>
+          </w:p>
+        </w:tc>
+        <w:tc>
+          <w:tcPr>
+            <w:tcW w:type="dxa" w:w="2160"/>
+          </w:tcPr>
+          <w:p>
+            <w:r>
+              <w:t>增长率</w:t>
+            </w:r>
+          </w:p>
+        </w:tc>
+      </w:tr>
+      <w:tr>
+        <w:tc>
+          <w:tcPr>
+            <w:tcW w:type="dxa" w:w="2160"/>
+          </w:tcPr>
+          <w:p>
+            <w:r>
+              <w:t>巨奥传媒有限公司</w:t>
+            </w:r>
+          </w:p>
+        </w:tc>
+        <w:tc>
+          <w:tcPr>
+            <w:tcW w:type="dxa" w:w="2160"/>
+          </w:tcPr>
+          <w:p>
+            <w:r>
+              <w:t>人工智能</w:t>
+            </w:r>
+          </w:p>
+        </w:tc>
+        <w:tc>
+          <w:tcPr>
+            <w:tcW w:type="dxa" w:w="2160"/>
+          </w:tcPr>
+          <w:p>
+            <w:r>
+              <w:t>717亿</w:t>
+            </w:r>
+          </w:p>
+        </w:tc>
+        <w:tc>
+          <w:tcPr>
+            <w:tcW w:type="dxa" w:w="2160"/>
+          </w:tcPr>
+          <w:p>
+            <w:r>
+              <w:t>13%</w:t>
+            </w:r>
+          </w:p>
+        </w:tc>
+      </w:tr>
+      <w:tr>
+        <w:tc>
+          <w:tcPr>
+            <w:tcW w:type="dxa" w:w="2160"/>
+          </w:tcPr>
+          <w:p>
+            <w:r>
+              <w:t>雨林木风计算机科技有限公司</w:t>
+            </w:r>
+          </w:p>
+        </w:tc>
+        <w:tc>
+          <w:tcPr>
+            <w:tcW w:type="dxa" w:w="2160"/>
+          </w:tcPr>
+          <w:p>
+            <w:r>
+              <w:t>半导体</w:t>
+            </w:r>
+          </w:p>
+        </w:tc>
+        <w:tc>
+          <w:tcPr>
+            <w:tcW w:type="dxa" w:w="2160"/>
+          </w:tcPr>
+          <w:p>
+            <w:r>
+              <w:t>559亿</w:t>
+            </w:r>
+          </w:p>
+        </w:tc>
+        <w:tc>
+          <w:tcPr>
+            <w:tcW w:type="dxa" w:w="2160"/>
+          </w:tcPr>
+          <w:p>
+            <w:r>
+              <w:t>12%</w:t>
+            </w:r>
+          </w:p>
+        </w:tc>
+      </w:tr>
+      <w:tr>
+        <w:tc>
+          <w:tcPr>
+            <w:tcW w:type="dxa" w:w="2160"/>
+          </w:tcPr>
+          <w:p>
+            <w:r>
+              <w:t>戴硕电子网络有限公司</w:t>
             </w:r>
           </w:p>
         </w:tc>
@@ -3904,6 +3396,132 @@
           </w:tcPr>
           <w:p>
             <w:r>
+              <w:t>495亿</w:t>
+            </w:r>
+          </w:p>
+        </w:tc>
+        <w:tc>
+          <w:tcPr>
+            <w:tcW w:type="dxa" w:w="2160"/>
+          </w:tcPr>
+          <w:p>
+            <w:r>
+              <w:t>23%</w:t>
+            </w:r>
+          </w:p>
+        </w:tc>
+      </w:tr>
+      <w:tr>
+        <w:tc>
+          <w:tcPr>
+            <w:tcW w:type="dxa" w:w="2160"/>
+          </w:tcPr>
+          <w:p>
+            <w:r>
+              <w:t>浦华众城网络有限公司</w:t>
+            </w:r>
+          </w:p>
+        </w:tc>
+        <w:tc>
+          <w:tcPr>
+            <w:tcW w:type="dxa" w:w="2160"/>
+          </w:tcPr>
+          <w:p>
+            <w:r>
+              <w:t>新能源</w:t>
+            </w:r>
+          </w:p>
+        </w:tc>
+        <w:tc>
+          <w:tcPr>
+            <w:tcW w:type="dxa" w:w="2160"/>
+          </w:tcPr>
+          <w:p>
+            <w:r>
+              <w:t>263亿</w:t>
+            </w:r>
+          </w:p>
+        </w:tc>
+        <w:tc>
+          <w:tcPr>
+            <w:tcW w:type="dxa" w:w="2160"/>
+          </w:tcPr>
+          <w:p>
+            <w:r>
+              <w:t>6%</w:t>
+            </w:r>
+          </w:p>
+        </w:tc>
+      </w:tr>
+      <w:tr>
+        <w:tc>
+          <w:tcPr>
+            <w:tcW w:type="dxa" w:w="2160"/>
+          </w:tcPr>
+          <w:p>
+            <w:r>
+              <w:t>佳禾传媒有限公司</w:t>
+            </w:r>
+          </w:p>
+        </w:tc>
+        <w:tc>
+          <w:tcPr>
+            <w:tcW w:type="dxa" w:w="2160"/>
+          </w:tcPr>
+          <w:p>
+            <w:r>
+              <w:t>云计算</w:t>
+            </w:r>
+          </w:p>
+        </w:tc>
+        <w:tc>
+          <w:tcPr>
+            <w:tcW w:type="dxa" w:w="2160"/>
+          </w:tcPr>
+          <w:p>
+            <w:r>
+              <w:t>192亿</w:t>
+            </w:r>
+          </w:p>
+        </w:tc>
+        <w:tc>
+          <w:tcPr>
+            <w:tcW w:type="dxa" w:w="2160"/>
+          </w:tcPr>
+          <w:p>
+            <w:r>
+              <w:t>6%</w:t>
+            </w:r>
+          </w:p>
+        </w:tc>
+      </w:tr>
+      <w:tr>
+        <w:tc>
+          <w:tcPr>
+            <w:tcW w:type="dxa" w:w="2160"/>
+          </w:tcPr>
+          <w:p>
+            <w:r>
+              <w:t>创联世纪信息有限公司</w:t>
+            </w:r>
+          </w:p>
+        </w:tc>
+        <w:tc>
+          <w:tcPr>
+            <w:tcW w:type="dxa" w:w="2160"/>
+          </w:tcPr>
+          <w:p>
+            <w:r>
+              <w:t>云计算</w:t>
+            </w:r>
+          </w:p>
+        </w:tc>
+        <w:tc>
+          <w:tcPr>
+            <w:tcW w:type="dxa" w:w="2160"/>
+          </w:tcPr>
+          <w:p>
+            <w:r>
               <w:t>508亿</w:t>
             </w:r>
           </w:p>
@@ -3914,7 +3532,385 @@
           </w:tcPr>
           <w:p>
             <w:r>
+              <w:t>8%</w:t>
+            </w:r>
+          </w:p>
+        </w:tc>
+      </w:tr>
+      <w:tr>
+        <w:tc>
+          <w:tcPr>
+            <w:tcW w:type="dxa" w:w="2160"/>
+          </w:tcPr>
+          <w:p>
+            <w:r>
+              <w:t>方正科技传媒有限公司</w:t>
+            </w:r>
+          </w:p>
+        </w:tc>
+        <w:tc>
+          <w:tcPr>
+            <w:tcW w:type="dxa" w:w="2160"/>
+          </w:tcPr>
+          <w:p>
+            <w:r>
+              <w:t>人工智能</w:t>
+            </w:r>
+          </w:p>
+        </w:tc>
+        <w:tc>
+          <w:tcPr>
+            <w:tcW w:type="dxa" w:w="2160"/>
+          </w:tcPr>
+          <w:p>
+            <w:r>
+              <w:t>511亿</w:t>
+            </w:r>
+          </w:p>
+        </w:tc>
+        <w:tc>
+          <w:tcPr>
+            <w:tcW w:type="dxa" w:w="2160"/>
+          </w:tcPr>
+          <w:p>
+            <w:r>
+              <w:t>12%</w:t>
+            </w:r>
+          </w:p>
+        </w:tc>
+      </w:tr>
+      <w:tr>
+        <w:tc>
+          <w:tcPr>
+            <w:tcW w:type="dxa" w:w="2160"/>
+          </w:tcPr>
+          <w:p>
+            <w:r>
+              <w:t>华成育卓科技有限公司</w:t>
+            </w:r>
+          </w:p>
+        </w:tc>
+        <w:tc>
+          <w:tcPr>
+            <w:tcW w:type="dxa" w:w="2160"/>
+          </w:tcPr>
+          <w:p>
+            <w:r>
+              <w:t>医疗科技</w:t>
+            </w:r>
+          </w:p>
+        </w:tc>
+        <w:tc>
+          <w:tcPr>
+            <w:tcW w:type="dxa" w:w="2160"/>
+          </w:tcPr>
+          <w:p>
+            <w:r>
+              <w:t>340亿</w:t>
+            </w:r>
+          </w:p>
+        </w:tc>
+        <w:tc>
+          <w:tcPr>
+            <w:tcW w:type="dxa" w:w="2160"/>
+          </w:tcPr>
+          <w:p>
+            <w:r>
+              <w:t>16%</w:t>
+            </w:r>
+          </w:p>
+        </w:tc>
+      </w:tr>
+      <w:tr>
+        <w:tc>
+          <w:tcPr>
+            <w:tcW w:type="dxa" w:w="2160"/>
+          </w:tcPr>
+          <w:p>
+            <w:r>
+              <w:t>良诺科技有限公司</w:t>
+            </w:r>
+          </w:p>
+        </w:tc>
+        <w:tc>
+          <w:tcPr>
+            <w:tcW w:type="dxa" w:w="2160"/>
+          </w:tcPr>
+          <w:p>
+            <w:r>
+              <w:t>云计算</w:t>
+            </w:r>
+          </w:p>
+        </w:tc>
+        <w:tc>
+          <w:tcPr>
+            <w:tcW w:type="dxa" w:w="2160"/>
+          </w:tcPr>
+          <w:p>
+            <w:r>
+              <w:t>501亿</w:t>
+            </w:r>
+          </w:p>
+        </w:tc>
+        <w:tc>
+          <w:tcPr>
+            <w:tcW w:type="dxa" w:w="2160"/>
+          </w:tcPr>
+          <w:p>
+            <w:r>
+              <w:t>10%</w:t>
+            </w:r>
+          </w:p>
+        </w:tc>
+      </w:tr>
+      <w:tr>
+        <w:tc>
+          <w:tcPr>
+            <w:tcW w:type="dxa" w:w="2160"/>
+          </w:tcPr>
+          <w:p>
+            <w:r>
+              <w:t>中建创业科技有限公司</w:t>
+            </w:r>
+          </w:p>
+        </w:tc>
+        <w:tc>
+          <w:tcPr>
+            <w:tcW w:type="dxa" w:w="2160"/>
+          </w:tcPr>
+          <w:p>
+            <w:r>
+              <w:t>半导体</w:t>
+            </w:r>
+          </w:p>
+        </w:tc>
+        <w:tc>
+          <w:tcPr>
+            <w:tcW w:type="dxa" w:w="2160"/>
+          </w:tcPr>
+          <w:p>
+            <w:r>
+              <w:t>766亿</w:t>
+            </w:r>
+          </w:p>
+        </w:tc>
+        <w:tc>
+          <w:tcPr>
+            <w:tcW w:type="dxa" w:w="2160"/>
+          </w:tcPr>
+          <w:p>
+            <w:r>
+              <w:t>29%</w:t>
+            </w:r>
+          </w:p>
+        </w:tc>
+      </w:tr>
+      <w:tr>
+        <w:tc>
+          <w:tcPr>
+            <w:tcW w:type="dxa" w:w="2160"/>
+          </w:tcPr>
+          <w:p>
+            <w:r>
+              <w:t>方正科技传媒有限公司</w:t>
+            </w:r>
+          </w:p>
+        </w:tc>
+        <w:tc>
+          <w:tcPr>
+            <w:tcW w:type="dxa" w:w="2160"/>
+          </w:tcPr>
+          <w:p>
+            <w:r>
+              <w:t>人工智能</w:t>
+            </w:r>
+          </w:p>
+        </w:tc>
+        <w:tc>
+          <w:tcPr>
+            <w:tcW w:type="dxa" w:w="2160"/>
+          </w:tcPr>
+          <w:p>
+            <w:r>
+              <w:t>448亿</w:t>
+            </w:r>
+          </w:p>
+        </w:tc>
+        <w:tc>
+          <w:tcPr>
+            <w:tcW w:type="dxa" w:w="2160"/>
+          </w:tcPr>
+          <w:p>
+            <w:r>
               <w:t>24%</w:t>
+            </w:r>
+          </w:p>
+        </w:tc>
+      </w:tr>
+      <w:tr>
+        <w:tc>
+          <w:tcPr>
+            <w:tcW w:type="dxa" w:w="2160"/>
+          </w:tcPr>
+          <w:p>
+            <w:r>
+              <w:t>方正科技传媒有限公司</w:t>
+            </w:r>
+          </w:p>
+        </w:tc>
+        <w:tc>
+          <w:tcPr>
+            <w:tcW w:type="dxa" w:w="2160"/>
+          </w:tcPr>
+          <w:p>
+            <w:r>
+              <w:t>人工智能</w:t>
+            </w:r>
+          </w:p>
+        </w:tc>
+        <w:tc>
+          <w:tcPr>
+            <w:tcW w:type="dxa" w:w="2160"/>
+          </w:tcPr>
+          <w:p>
+            <w:r>
+              <w:t>320亿</w:t>
+            </w:r>
+          </w:p>
+        </w:tc>
+        <w:tc>
+          <w:tcPr>
+            <w:tcW w:type="dxa" w:w="2160"/>
+          </w:tcPr>
+          <w:p>
+            <w:r>
+              <w:t>14%</w:t>
+            </w:r>
+          </w:p>
+        </w:tc>
+      </w:tr>
+      <w:tr>
+        <w:tc>
+          <w:tcPr>
+            <w:tcW w:type="dxa" w:w="2160"/>
+          </w:tcPr>
+          <w:p>
+            <w:r>
+              <w:t>恩悌网络有限公司</w:t>
+            </w:r>
+          </w:p>
+        </w:tc>
+        <w:tc>
+          <w:tcPr>
+            <w:tcW w:type="dxa" w:w="2160"/>
+          </w:tcPr>
+          <w:p>
+            <w:r>
+              <w:t>新能源</w:t>
+            </w:r>
+          </w:p>
+        </w:tc>
+        <w:tc>
+          <w:tcPr>
+            <w:tcW w:type="dxa" w:w="2160"/>
+          </w:tcPr>
+          <w:p>
+            <w:r>
+              <w:t>560亿</w:t>
+            </w:r>
+          </w:p>
+        </w:tc>
+        <w:tc>
+          <w:tcPr>
+            <w:tcW w:type="dxa" w:w="2160"/>
+          </w:tcPr>
+          <w:p>
+            <w:r>
+              <w:t>27%</w:t>
+            </w:r>
+          </w:p>
+        </w:tc>
+      </w:tr>
+      <w:tr>
+        <w:tc>
+          <w:tcPr>
+            <w:tcW w:type="dxa" w:w="2160"/>
+          </w:tcPr>
+          <w:p>
+            <w:r>
+              <w:t>泰麒麟网络有限公司</w:t>
+            </w:r>
+          </w:p>
+        </w:tc>
+        <w:tc>
+          <w:tcPr>
+            <w:tcW w:type="dxa" w:w="2160"/>
+          </w:tcPr>
+          <w:p>
+            <w:r>
+              <w:t>云计算</w:t>
+            </w:r>
+          </w:p>
+        </w:tc>
+        <w:tc>
+          <w:tcPr>
+            <w:tcW w:type="dxa" w:w="2160"/>
+          </w:tcPr>
+          <w:p>
+            <w:r>
+              <w:t>711亿</w:t>
+            </w:r>
+          </w:p>
+        </w:tc>
+        <w:tc>
+          <w:tcPr>
+            <w:tcW w:type="dxa" w:w="2160"/>
+          </w:tcPr>
+          <w:p>
+            <w:r>
+              <w:t>6%</w:t>
+            </w:r>
+          </w:p>
+        </w:tc>
+      </w:tr>
+      <w:tr>
+        <w:tc>
+          <w:tcPr>
+            <w:tcW w:type="dxa" w:w="2160"/>
+          </w:tcPr>
+          <w:p>
+            <w:r>
+              <w:t>毕博诚信息有限公司</w:t>
+            </w:r>
+          </w:p>
+        </w:tc>
+        <w:tc>
+          <w:tcPr>
+            <w:tcW w:type="dxa" w:w="2160"/>
+          </w:tcPr>
+          <w:p>
+            <w:r>
+              <w:t>机器人</w:t>
+            </w:r>
+          </w:p>
+        </w:tc>
+        <w:tc>
+          <w:tcPr>
+            <w:tcW w:type="dxa" w:w="2160"/>
+          </w:tcPr>
+          <w:p>
+            <w:r>
+              <w:t>432亿</w:t>
+            </w:r>
+          </w:p>
+        </w:tc>
+        <w:tc>
+          <w:tcPr>
+            <w:tcW w:type="dxa" w:w="2160"/>
+          </w:tcPr>
+          <w:p>
+            <w:r>
+              <w:t>9%</w:t>
             </w:r>
           </w:p>
         </w:tc>
